--- a/Instructions on the execution of PMS mobile app.docx
+++ b/Instructions on the execution of PMS mobile app.docx
@@ -699,7 +699,7 @@
           <w:lang w:val="en-US" w:eastAsia="zh-TW"/>
         </w:rPr>
         <w:drawing>
-          <wp:inline distT="0" distB="0" distL="0" distR="0" wp14:anchorId="4E3756A0" wp14:editId="1303EFF3">
+          <wp:inline distT="0" distB="0" distL="0" distR="0" wp14:anchorId="4E3756A0" wp14:editId="30A7418D">
             <wp:extent cx="3995530" cy="1232833"/>
             <wp:effectExtent l="0" t="0" r="5080" b="0"/>
             <wp:docPr id="1863740952" name="Picture 5" descr="A close-up of a computer screen&#10;&#10;AI-generated content may be incorrect."/>
@@ -793,7 +793,7 @@
           <w:lang w:val="en-US" w:eastAsia="zh-TW"/>
         </w:rPr>
         <w:drawing>
-          <wp:inline distT="0" distB="0" distL="0" distR="0" wp14:anchorId="61DDB77B" wp14:editId="095B17A0">
+          <wp:inline distT="0" distB="0" distL="0" distR="0" wp14:anchorId="61DDB77B" wp14:editId="1FD10486">
             <wp:extent cx="2869096" cy="1030217"/>
             <wp:effectExtent l="0" t="0" r="1270" b="0"/>
             <wp:docPr id="742589095" name="Picture 6" descr="A screenshot of a computer program&#10;&#10;AI-generated content may be incorrect."/>
@@ -845,7 +845,13 @@
         <w:rPr>
           <w:lang w:val="en-US" w:eastAsia="zh-TW"/>
         </w:rPr>
-        <w:t xml:space="preserve">10. After the app is launched, you will see a login page. </w:t>
+        <w:t>10. After the app is launched, you will see a login page.</w:t>
+      </w:r>
+      <w:r>
+        <w:rPr>
+          <w:lang w:val="en-US" w:eastAsia="zh-TW"/>
+        </w:rPr>
+        <w:t xml:space="preserve"> Notice that there is an eye button to show or hide the inputted password.</w:t>
       </w:r>
     </w:p>
     <w:p>
@@ -860,10 +866,10 @@
           <w:lang w:val="en-US" w:eastAsia="zh-TW"/>
         </w:rPr>
         <w:drawing>
-          <wp:inline distT="0" distB="0" distL="0" distR="0" wp14:anchorId="3C61E562" wp14:editId="0723F42D">
-            <wp:extent cx="1060174" cy="2355981"/>
-            <wp:effectExtent l="0" t="0" r="0" b="0"/>
-            <wp:docPr id="910355769" name="Picture 7" descr="A screenshot of a login screen&#10;&#10;AI-generated content may be incorrect."/>
+          <wp:inline distT="0" distB="0" distL="0" distR="0" wp14:anchorId="164B00D9" wp14:editId="6BD6859F">
+            <wp:extent cx="1328615" cy="2952526"/>
+            <wp:effectExtent l="0" t="0" r="5080" b="0"/>
+            <wp:docPr id="1682044078" name="Picture 1" descr="A login screen with a white box and red and blue buttons&#10;&#10;AI-generated content may be incorrect."/>
             <wp:cNvGraphicFramePr>
               <a:graphicFrameLocks xmlns:a="http://schemas.openxmlformats.org/drawingml/2006/main" noChangeAspect="1"/>
             </wp:cNvGraphicFramePr>
@@ -871,7 +877,7 @@
               <a:graphicData uri="http://schemas.openxmlformats.org/drawingml/2006/picture">
                 <pic:pic xmlns:pic="http://schemas.openxmlformats.org/drawingml/2006/picture">
                   <pic:nvPicPr>
-                    <pic:cNvPr id="910355769" name="Picture 7" descr="A screenshot of a login screen&#10;&#10;AI-generated content may be incorrect."/>
+                    <pic:cNvPr id="1682044078" name="Picture 1" descr="A login screen with a white box and red and blue buttons&#10;&#10;AI-generated content may be incorrect."/>
                     <pic:cNvPicPr/>
                   </pic:nvPicPr>
                   <pic:blipFill>
@@ -889,7 +895,72 @@
                   <pic:spPr>
                     <a:xfrm>
                       <a:off x="0" y="0"/>
-                      <a:ext cx="1080508" cy="2401168"/>
+                      <a:ext cx="1357713" cy="3017190"/>
+                    </a:xfrm>
+                    <a:prstGeom prst="rect">
+                      <a:avLst/>
+                    </a:prstGeom>
+                  </pic:spPr>
+                </pic:pic>
+              </a:graphicData>
+            </a:graphic>
+          </wp:inline>
+        </w:drawing>
+      </w:r>
+      <w:r>
+        <w:rPr>
+          <w:lang w:val="en-US" w:eastAsia="zh-TW"/>
+        </w:rPr>
+        <w:tab/>
+      </w:r>
+      <w:r>
+        <w:rPr>
+          <w:lang w:val="en-US" w:eastAsia="zh-TW"/>
+        </w:rPr>
+        <w:tab/>
+      </w:r>
+      <w:r>
+        <w:rPr>
+          <w:lang w:val="en-US" w:eastAsia="zh-TW"/>
+        </w:rPr>
+        <w:tab/>
+      </w:r>
+      <w:r>
+        <w:rPr>
+          <w:noProof/>
+          <w:lang w:val="en-US" w:eastAsia="zh-TW"/>
+        </w:rPr>
+        <w:drawing>
+          <wp:inline distT="0" distB="0" distL="0" distR="0" wp14:anchorId="56418879" wp14:editId="0FE1FDE9">
+            <wp:extent cx="1329055" cy="2953501"/>
+            <wp:effectExtent l="0" t="0" r="4445" b="5715"/>
+            <wp:docPr id="1467689637" name="Picture 2" descr="A login screen with a white box and red and blue buttons&#10;&#10;AI-generated content may be incorrect."/>
+            <wp:cNvGraphicFramePr>
+              <a:graphicFrameLocks xmlns:a="http://schemas.openxmlformats.org/drawingml/2006/main" noChangeAspect="1"/>
+            </wp:cNvGraphicFramePr>
+            <a:graphic xmlns:a="http://schemas.openxmlformats.org/drawingml/2006/main">
+              <a:graphicData uri="http://schemas.openxmlformats.org/drawingml/2006/picture">
+                <pic:pic xmlns:pic="http://schemas.openxmlformats.org/drawingml/2006/picture">
+                  <pic:nvPicPr>
+                    <pic:cNvPr id="1467689637" name="Picture 2" descr="A login screen with a white box and red and blue buttons&#10;&#10;AI-generated content may be incorrect."/>
+                    <pic:cNvPicPr/>
+                  </pic:nvPicPr>
+                  <pic:blipFill>
+                    <a:blip r:embed="rId12" cstate="print">
+                      <a:extLst>
+                        <a:ext uri="{28A0092B-C50C-407E-A947-70E740481C1C}">
+                          <a14:useLocalDpi xmlns:a14="http://schemas.microsoft.com/office/drawing/2010/main" val="0"/>
+                        </a:ext>
+                      </a:extLst>
+                    </a:blip>
+                    <a:stretch>
+                      <a:fillRect/>
+                    </a:stretch>
+                  </pic:blipFill>
+                  <pic:spPr>
+                    <a:xfrm>
+                      <a:off x="0" y="0"/>
+                      <a:ext cx="1352564" cy="3005745"/>
                     </a:xfrm>
                     <a:prstGeom prst="rect">
                       <a:avLst/>
@@ -1125,11 +1196,12 @@
           <w:noProof/>
           <w:lang w:val="en-US" w:eastAsia="zh-TW"/>
         </w:rPr>
+        <w:lastRenderedPageBreak/>
         <w:drawing>
-          <wp:inline distT="0" distB="0" distL="0" distR="0" wp14:anchorId="76D5E619" wp14:editId="5C56C081">
-            <wp:extent cx="1059815" cy="2355183"/>
+          <wp:inline distT="0" distB="0" distL="0" distR="0" wp14:anchorId="6585F7AF" wp14:editId="2A72AFB5">
+            <wp:extent cx="1104900" cy="2455373"/>
             <wp:effectExtent l="0" t="0" r="0" b="0"/>
-            <wp:docPr id="1636919477" name="Picture 8" descr="A screenshot of a phone&#10;&#10;AI-generated content may be incorrect."/>
+            <wp:docPr id="776818223" name="Picture 3" descr="A screenshot of a phone&#10;&#10;AI-generated content may be incorrect."/>
             <wp:cNvGraphicFramePr>
               <a:graphicFrameLocks xmlns:a="http://schemas.openxmlformats.org/drawingml/2006/main" noChangeAspect="1"/>
             </wp:cNvGraphicFramePr>
@@ -1137,75 +1209,7 @@
               <a:graphicData uri="http://schemas.openxmlformats.org/drawingml/2006/picture">
                 <pic:pic xmlns:pic="http://schemas.openxmlformats.org/drawingml/2006/picture">
                   <pic:nvPicPr>
-                    <pic:cNvPr id="1636919477" name="Picture 8" descr="A screenshot of a phone&#10;&#10;AI-generated content may be incorrect."/>
-                    <pic:cNvPicPr/>
-                  </pic:nvPicPr>
-                  <pic:blipFill>
-                    <a:blip r:embed="rId12" cstate="print">
-                      <a:extLst>
-                        <a:ext uri="{28A0092B-C50C-407E-A947-70E740481C1C}">
-                          <a14:useLocalDpi xmlns:a14="http://schemas.microsoft.com/office/drawing/2010/main" val="0"/>
-                        </a:ext>
-                      </a:extLst>
-                    </a:blip>
-                    <a:stretch>
-                      <a:fillRect/>
-                    </a:stretch>
-                  </pic:blipFill>
-                  <pic:spPr>
-                    <a:xfrm>
-                      <a:off x="0" y="0"/>
-                      <a:ext cx="1089171" cy="2420421"/>
-                    </a:xfrm>
-                    <a:prstGeom prst="rect">
-                      <a:avLst/>
-                    </a:prstGeom>
-                  </pic:spPr>
-                </pic:pic>
-              </a:graphicData>
-            </a:graphic>
-          </wp:inline>
-        </w:drawing>
-      </w:r>
-    </w:p>
-    <w:p>
-      <w:pPr>
-        <w:rPr>
-          <w:lang w:val="en-US" w:eastAsia="zh-TW"/>
-        </w:rPr>
-      </w:pPr>
-      <w:r>
-        <w:rPr>
-          <w:lang w:val="en-US" w:eastAsia="zh-TW"/>
-        </w:rPr>
-        <w:lastRenderedPageBreak/>
-        <w:t>12. There is a button "View Details" on each card. After clicking that button, it will launch a page showing the detailed information of the specific patient</w:t>
-      </w:r>
-    </w:p>
-    <w:p>
-      <w:pPr>
-        <w:rPr>
-          <w:lang w:val="en-US" w:eastAsia="zh-TW"/>
-        </w:rPr>
-      </w:pPr>
-      <w:r>
-        <w:rPr>
-          <w:noProof/>
-          <w:lang w:val="en-US" w:eastAsia="zh-TW"/>
-        </w:rPr>
-        <w:drawing>
-          <wp:inline distT="0" distB="0" distL="0" distR="0" wp14:anchorId="4FCC51D0" wp14:editId="2115CC99">
-            <wp:extent cx="1105100" cy="2455817"/>
-            <wp:effectExtent l="0" t="0" r="0" b="0"/>
-            <wp:docPr id="2005737919" name="Picture 9" descr="A screenshot of a phone&#10;&#10;AI-generated content may be incorrect."/>
-            <wp:cNvGraphicFramePr>
-              <a:graphicFrameLocks xmlns:a="http://schemas.openxmlformats.org/drawingml/2006/main" noChangeAspect="1"/>
-            </wp:cNvGraphicFramePr>
-            <a:graphic xmlns:a="http://schemas.openxmlformats.org/drawingml/2006/main">
-              <a:graphicData uri="http://schemas.openxmlformats.org/drawingml/2006/picture">
-                <pic:pic xmlns:pic="http://schemas.openxmlformats.org/drawingml/2006/picture">
-                  <pic:nvPicPr>
-                    <pic:cNvPr id="2005737919" name="Picture 9" descr="A screenshot of a phone&#10;&#10;AI-generated content may be incorrect."/>
+                    <pic:cNvPr id="776818223" name="Picture 3" descr="A screenshot of a phone&#10;&#10;AI-generated content may be incorrect."/>
                     <pic:cNvPicPr/>
                   </pic:nvPicPr>
                   <pic:blipFill>
@@ -1223,7 +1227,7 @@
                   <pic:spPr>
                     <a:xfrm>
                       <a:off x="0" y="0"/>
-                      <a:ext cx="1122833" cy="2495225"/>
+                      <a:ext cx="1155764" cy="2568406"/>
                     </a:xfrm>
                     <a:prstGeom prst="rect">
                       <a:avLst/>
@@ -1246,40 +1250,7 @@
         <w:rPr>
           <w:lang w:val="en-US" w:eastAsia="zh-TW"/>
         </w:rPr>
-        <w:t>13. You can return to the previous page by clicking the left arrow icon on the app bar</w:t>
-      </w:r>
-    </w:p>
-    <w:p>
-      <w:pPr>
-        <w:rPr>
-          <w:lang w:val="en-US" w:eastAsia="zh-TW"/>
-        </w:rPr>
-      </w:pPr>
-      <w:r>
-        <w:rPr>
-          <w:lang w:val="en-US" w:eastAsia="zh-TW"/>
-        </w:rPr>
-        <w:t xml:space="preserve">14. Then you can logout by clicking the logout icon on the </w:t>
-      </w:r>
-      <w:r>
-        <w:rPr>
-          <w:lang w:val="en-US" w:eastAsia="zh-TW"/>
-        </w:rPr>
-        <w:t xml:space="preserve">app bar on the </w:t>
-      </w:r>
-      <w:proofErr w:type="gramStart"/>
-      <w:r>
-        <w:rPr>
-          <w:lang w:val="en-US" w:eastAsia="zh-TW"/>
-        </w:rPr>
-        <w:t>patients</w:t>
-      </w:r>
-      <w:proofErr w:type="gramEnd"/>
-      <w:r>
-        <w:rPr>
-          <w:lang w:val="en-US" w:eastAsia="zh-TW"/>
-        </w:rPr>
-        <w:t xml:space="preserve"> page</w:t>
+        <w:t>12. There is a button "View Details" on each card. After clicking that button, it will launch a page showing the detailed information of the specific patient</w:t>
       </w:r>
     </w:p>
     <w:p>
@@ -1294,10 +1265,10 @@
           <w:lang w:val="en-US" w:eastAsia="zh-TW"/>
         </w:rPr>
         <w:drawing>
-          <wp:inline distT="0" distB="0" distL="0" distR="0" wp14:anchorId="3767B7E3" wp14:editId="3926D067">
-            <wp:extent cx="1802674" cy="1844475"/>
-            <wp:effectExtent l="0" t="0" r="1270" b="0"/>
-            <wp:docPr id="1495913368" name="Picture 10"/>
+          <wp:inline distT="0" distB="0" distL="0" distR="0" wp14:anchorId="29274F5D" wp14:editId="08BF3576">
+            <wp:extent cx="1104900" cy="2455370"/>
+            <wp:effectExtent l="0" t="0" r="0" b="0"/>
+            <wp:docPr id="226895269" name="Picture 4" descr="A screenshot of a phone&#10;&#10;AI-generated content may be incorrect."/>
             <wp:cNvGraphicFramePr>
               <a:graphicFrameLocks xmlns:a="http://schemas.openxmlformats.org/drawingml/2006/main" noChangeAspect="1"/>
             </wp:cNvGraphicFramePr>
@@ -1305,7 +1276,7 @@
               <a:graphicData uri="http://schemas.openxmlformats.org/drawingml/2006/picture">
                 <pic:pic xmlns:pic="http://schemas.openxmlformats.org/drawingml/2006/picture">
                   <pic:nvPicPr>
-                    <pic:cNvPr id="1495913368" name="Picture 1495913368"/>
+                    <pic:cNvPr id="226895269" name="Picture 4" descr="A screenshot of a phone&#10;&#10;AI-generated content may be incorrect."/>
                     <pic:cNvPicPr/>
                   </pic:nvPicPr>
                   <pic:blipFill>
@@ -1323,7 +1294,7 @@
                   <pic:spPr>
                     <a:xfrm>
                       <a:off x="0" y="0"/>
-                      <a:ext cx="1812418" cy="1854445"/>
+                      <a:ext cx="1165839" cy="2590791"/>
                     </a:xfrm>
                     <a:prstGeom prst="rect">
                       <a:avLst/>
@@ -1335,34 +1306,79 @@
           </wp:inline>
         </w:drawing>
       </w:r>
-      <w:r>
-        <w:rPr>
-          <w:lang w:val="en-US" w:eastAsia="zh-TW"/>
-        </w:rPr>
-        <w:tab/>
-      </w:r>
-      <w:r>
-        <w:rPr>
-          <w:lang w:val="en-US" w:eastAsia="zh-TW"/>
-        </w:rPr>
-        <w:tab/>
-      </w:r>
-      <w:r>
-        <w:rPr>
-          <w:lang w:val="en-US" w:eastAsia="zh-TW"/>
-        </w:rPr>
-        <w:tab/>
-      </w:r>
+    </w:p>
+    <w:p>
+      <w:pPr>
+        <w:rPr>
+          <w:lang w:val="en-US" w:eastAsia="zh-TW"/>
+        </w:rPr>
+      </w:pPr>
+      <w:r>
+        <w:rPr>
+          <w:lang w:val="en-US" w:eastAsia="zh-TW"/>
+        </w:rPr>
+        <w:t>13. You can return to the previous page by clicking the left arrow icon on the app bar</w:t>
+      </w:r>
+    </w:p>
+    <w:p>
+      <w:pPr>
+        <w:rPr>
+          <w:lang w:val="en-US" w:eastAsia="zh-TW"/>
+        </w:rPr>
+      </w:pPr>
+      <w:r>
+        <w:rPr>
+          <w:lang w:val="en-US" w:eastAsia="zh-TW"/>
+        </w:rPr>
+        <w:t xml:space="preserve">14. You can read the doctor's information by clicking the account icon at the right side of the app bar on </w:t>
+      </w:r>
+      <w:proofErr w:type="gramStart"/>
+      <w:r>
+        <w:rPr>
+          <w:b/>
+          <w:bCs/>
+          <w:lang w:val="en-US" w:eastAsia="zh-TW"/>
+        </w:rPr>
+        <w:t>patients</w:t>
+      </w:r>
+      <w:proofErr w:type="gramEnd"/>
+      <w:r>
+        <w:rPr>
+          <w:lang w:val="en-US" w:eastAsia="zh-TW"/>
+        </w:rPr>
+        <w:t xml:space="preserve"> page or </w:t>
+      </w:r>
+      <w:r>
+        <w:rPr>
+          <w:b/>
+          <w:bCs/>
+          <w:lang w:val="en-US" w:eastAsia="zh-TW"/>
+        </w:rPr>
+        <w:t>patient</w:t>
+      </w:r>
+      <w:r>
+        <w:rPr>
+          <w:lang w:val="en-US" w:eastAsia="zh-TW"/>
+        </w:rPr>
+        <w:t xml:space="preserve"> page</w:t>
+      </w:r>
+    </w:p>
+    <w:p>
+      <w:pPr>
+        <w:rPr>
+          <w:lang w:val="en-US" w:eastAsia="zh-TW"/>
+        </w:rPr>
+      </w:pPr>
       <w:r>
         <w:rPr>
           <w:noProof/>
           <w:lang w:val="en-US" w:eastAsia="zh-TW"/>
         </w:rPr>
         <w:drawing>
-          <wp:inline distT="0" distB="0" distL="0" distR="0" wp14:anchorId="4FFAA6B2" wp14:editId="5F6ECFCD">
-            <wp:extent cx="1257933" cy="2795452"/>
-            <wp:effectExtent l="0" t="0" r="0" b="0"/>
-            <wp:docPr id="1894130967" name="Picture 11"/>
+          <wp:inline distT="0" distB="0" distL="0" distR="0" wp14:anchorId="3B751425" wp14:editId="578AF3FE">
+            <wp:extent cx="1027416" cy="2283181"/>
+            <wp:effectExtent l="0" t="0" r="1905" b="3175"/>
+            <wp:docPr id="541800121" name="Picture 5" descr="A screenshot of a phone&#10;&#10;AI-generated content may be incorrect."/>
             <wp:cNvGraphicFramePr>
               <a:graphicFrameLocks xmlns:a="http://schemas.openxmlformats.org/drawingml/2006/main" noChangeAspect="1"/>
             </wp:cNvGraphicFramePr>
@@ -1370,7 +1386,7 @@
               <a:graphicData uri="http://schemas.openxmlformats.org/drawingml/2006/picture">
                 <pic:pic xmlns:pic="http://schemas.openxmlformats.org/drawingml/2006/picture">
                   <pic:nvPicPr>
-                    <pic:cNvPr id="1894130967" name="Picture 1894130967"/>
+                    <pic:cNvPr id="541800121" name="Picture 5" descr="A screenshot of a phone&#10;&#10;AI-generated content may be incorrect."/>
                     <pic:cNvPicPr/>
                   </pic:nvPicPr>
                   <pic:blipFill>
@@ -1388,7 +1404,7 @@
                   <pic:spPr>
                     <a:xfrm>
                       <a:off x="0" y="0"/>
-                      <a:ext cx="1270547" cy="2823484"/>
+                      <a:ext cx="1072419" cy="2383190"/>
                     </a:xfrm>
                     <a:prstGeom prst="rect">
                       <a:avLst/>
@@ -1399,6 +1415,406 @@
             </a:graphic>
           </wp:inline>
         </w:drawing>
+      </w:r>
+      <w:r>
+        <w:rPr>
+          <w:lang w:val="en-US" w:eastAsia="zh-TW"/>
+        </w:rPr>
+        <w:tab/>
+      </w:r>
+      <w:r>
+        <w:rPr>
+          <w:lang w:val="en-US" w:eastAsia="zh-TW"/>
+        </w:rPr>
+        <w:tab/>
+      </w:r>
+      <w:r>
+        <w:rPr>
+          <w:noProof/>
+          <w:lang w:val="en-US" w:eastAsia="zh-TW"/>
+        </w:rPr>
+        <w:drawing>
+          <wp:inline distT="0" distB="0" distL="0" distR="0" wp14:anchorId="3A21F019" wp14:editId="1D6BAAED">
+            <wp:extent cx="1019175" cy="2264871"/>
+            <wp:effectExtent l="0" t="0" r="0" b="0"/>
+            <wp:docPr id="433600993" name="Picture 6" descr="A screenshot of a phone&#10;&#10;AI-generated content may be incorrect."/>
+            <wp:cNvGraphicFramePr>
+              <a:graphicFrameLocks xmlns:a="http://schemas.openxmlformats.org/drawingml/2006/main" noChangeAspect="1"/>
+            </wp:cNvGraphicFramePr>
+            <a:graphic xmlns:a="http://schemas.openxmlformats.org/drawingml/2006/main">
+              <a:graphicData uri="http://schemas.openxmlformats.org/drawingml/2006/picture">
+                <pic:pic xmlns:pic="http://schemas.openxmlformats.org/drawingml/2006/picture">
+                  <pic:nvPicPr>
+                    <pic:cNvPr id="433600993" name="Picture 6" descr="A screenshot of a phone&#10;&#10;AI-generated content may be incorrect."/>
+                    <pic:cNvPicPr/>
+                  </pic:nvPicPr>
+                  <pic:blipFill>
+                    <a:blip r:embed="rId16" cstate="print">
+                      <a:extLst>
+                        <a:ext uri="{28A0092B-C50C-407E-A947-70E740481C1C}">
+                          <a14:useLocalDpi xmlns:a14="http://schemas.microsoft.com/office/drawing/2010/main" val="0"/>
+                        </a:ext>
+                      </a:extLst>
+                    </a:blip>
+                    <a:stretch>
+                      <a:fillRect/>
+                    </a:stretch>
+                  </pic:blipFill>
+                  <pic:spPr>
+                    <a:xfrm>
+                      <a:off x="0" y="0"/>
+                      <a:ext cx="1054860" cy="2344172"/>
+                    </a:xfrm>
+                    <a:prstGeom prst="rect">
+                      <a:avLst/>
+                    </a:prstGeom>
+                  </pic:spPr>
+                </pic:pic>
+              </a:graphicData>
+            </a:graphic>
+          </wp:inline>
+        </w:drawing>
+      </w:r>
+    </w:p>
+    <w:p>
+      <w:pPr>
+        <w:rPr>
+          <w:lang w:val="en-US" w:eastAsia="zh-TW"/>
+        </w:rPr>
+      </w:pPr>
+      <w:r>
+        <w:rPr>
+          <w:lang w:val="en-US" w:eastAsia="zh-TW"/>
+        </w:rPr>
+        <w:lastRenderedPageBreak/>
+        <w:t>1</w:t>
+      </w:r>
+      <w:r>
+        <w:rPr>
+          <w:lang w:val="en-US" w:eastAsia="zh-TW"/>
+        </w:rPr>
+        <w:t>5</w:t>
+      </w:r>
+      <w:r>
+        <w:rPr>
+          <w:lang w:val="en-US" w:eastAsia="zh-TW"/>
+        </w:rPr>
+        <w:t xml:space="preserve">. Then you can logout by clicking the logout icon on the </w:t>
+      </w:r>
+      <w:r>
+        <w:rPr>
+          <w:lang w:val="en-US" w:eastAsia="zh-TW"/>
+        </w:rPr>
+        <w:t>app bar on the patients page</w:t>
+      </w:r>
+    </w:p>
+    <w:p>
+      <w:pPr>
+        <w:rPr>
+          <w:lang w:val="en-US" w:eastAsia="zh-TW"/>
+        </w:rPr>
+      </w:pPr>
+      <w:r>
+        <w:rPr>
+          <w:noProof/>
+          <w:lang w:val="en-US" w:eastAsia="zh-TW"/>
+        </w:rPr>
+        <w:drawing>
+          <wp:inline distT="0" distB="0" distL="0" distR="0" wp14:anchorId="053B2643" wp14:editId="6804DBA8">
+            <wp:extent cx="1183441" cy="2629912"/>
+            <wp:effectExtent l="0" t="0" r="0" b="0"/>
+            <wp:docPr id="1549984647" name="Picture 7" descr="A screenshot of a phone&#10;&#10;AI-generated content may be incorrect."/>
+            <wp:cNvGraphicFramePr>
+              <a:graphicFrameLocks xmlns:a="http://schemas.openxmlformats.org/drawingml/2006/main" noChangeAspect="1"/>
+            </wp:cNvGraphicFramePr>
+            <a:graphic xmlns:a="http://schemas.openxmlformats.org/drawingml/2006/main">
+              <a:graphicData uri="http://schemas.openxmlformats.org/drawingml/2006/picture">
+                <pic:pic xmlns:pic="http://schemas.openxmlformats.org/drawingml/2006/picture">
+                  <pic:nvPicPr>
+                    <pic:cNvPr id="1549984647" name="Picture 7" descr="A screenshot of a phone&#10;&#10;AI-generated content may be incorrect."/>
+                    <pic:cNvPicPr/>
+                  </pic:nvPicPr>
+                  <pic:blipFill>
+                    <a:blip r:embed="rId17" cstate="print">
+                      <a:extLst>
+                        <a:ext uri="{28A0092B-C50C-407E-A947-70E740481C1C}">
+                          <a14:useLocalDpi xmlns:a14="http://schemas.microsoft.com/office/drawing/2010/main" val="0"/>
+                        </a:ext>
+                      </a:extLst>
+                    </a:blip>
+                    <a:stretch>
+                      <a:fillRect/>
+                    </a:stretch>
+                  </pic:blipFill>
+                  <pic:spPr>
+                    <a:xfrm>
+                      <a:off x="0" y="0"/>
+                      <a:ext cx="1195777" cy="2657325"/>
+                    </a:xfrm>
+                    <a:prstGeom prst="rect">
+                      <a:avLst/>
+                    </a:prstGeom>
+                  </pic:spPr>
+                </pic:pic>
+              </a:graphicData>
+            </a:graphic>
+          </wp:inline>
+        </w:drawing>
+      </w:r>
+    </w:p>
+    <w:p>
+      <w:pPr>
+        <w:rPr>
+          <w:b/>
+          <w:bCs/>
+          <w:sz w:val="28"/>
+          <w:szCs w:val="28"/>
+          <w:lang w:val="en-US" w:eastAsia="zh-TW"/>
+        </w:rPr>
+      </w:pPr>
+      <w:r>
+        <w:rPr>
+          <w:b/>
+          <w:bCs/>
+          <w:sz w:val="28"/>
+          <w:szCs w:val="28"/>
+          <w:lang w:val="en-US" w:eastAsia="zh-TW"/>
+        </w:rPr>
+        <w:t>Creating a new account</w:t>
+      </w:r>
+    </w:p>
+    <w:p>
+      <w:pPr>
+        <w:rPr>
+          <w:lang w:val="en-US" w:eastAsia="zh-TW"/>
+        </w:rPr>
+      </w:pPr>
+      <w:r>
+        <w:rPr>
+          <w:lang w:val="en-US" w:eastAsia="zh-TW"/>
+        </w:rPr>
+        <w:t>A user can create an account only when he/she has an identity of doctor.</w:t>
+      </w:r>
+    </w:p>
+    <w:p>
+      <w:pPr>
+        <w:rPr>
+          <w:lang w:val="en-US" w:eastAsia="zh-TW"/>
+        </w:rPr>
+      </w:pPr>
+      <w:r>
+        <w:rPr>
+          <w:lang w:val="en-US" w:eastAsia="zh-TW"/>
+        </w:rPr>
+        <w:t>First, click "Sign up" button on the login page. Then there will be a form to let you enter your doctor's ID, full name and department for checking your doctor's identity. The last two text boxes are to set the username and password of your new account.</w:t>
+      </w:r>
+    </w:p>
+    <w:p>
+      <w:pPr>
+        <w:rPr>
+          <w:lang w:val="en-US" w:eastAsia="zh-TW"/>
+        </w:rPr>
+      </w:pPr>
+      <w:r>
+        <w:rPr>
+          <w:noProof/>
+          <w:lang w:val="en-US" w:eastAsia="zh-TW"/>
+        </w:rPr>
+        <w:drawing>
+          <wp:inline distT="0" distB="0" distL="0" distR="0" wp14:anchorId="20F12412" wp14:editId="30813617">
+            <wp:extent cx="1116701" cy="2481599"/>
+            <wp:effectExtent l="0" t="0" r="1270" b="0"/>
+            <wp:docPr id="586320746" name="Picture 8" descr="A screenshot of a login screen&#10;&#10;AI-generated content may be incorrect."/>
+            <wp:cNvGraphicFramePr>
+              <a:graphicFrameLocks xmlns:a="http://schemas.openxmlformats.org/drawingml/2006/main" noChangeAspect="1"/>
+            </wp:cNvGraphicFramePr>
+            <a:graphic xmlns:a="http://schemas.openxmlformats.org/drawingml/2006/main">
+              <a:graphicData uri="http://schemas.openxmlformats.org/drawingml/2006/picture">
+                <pic:pic xmlns:pic="http://schemas.openxmlformats.org/drawingml/2006/picture">
+                  <pic:nvPicPr>
+                    <pic:cNvPr id="586320746" name="Picture 8" descr="A screenshot of a login screen&#10;&#10;AI-generated content may be incorrect."/>
+                    <pic:cNvPicPr/>
+                  </pic:nvPicPr>
+                  <pic:blipFill>
+                    <a:blip r:embed="rId18" cstate="print">
+                      <a:extLst>
+                        <a:ext uri="{28A0092B-C50C-407E-A947-70E740481C1C}">
+                          <a14:useLocalDpi xmlns:a14="http://schemas.microsoft.com/office/drawing/2010/main" val="0"/>
+                        </a:ext>
+                      </a:extLst>
+                    </a:blip>
+                    <a:stretch>
+                      <a:fillRect/>
+                    </a:stretch>
+                  </pic:blipFill>
+                  <pic:spPr>
+                    <a:xfrm>
+                      <a:off x="0" y="0"/>
+                      <a:ext cx="1133994" cy="2520028"/>
+                    </a:xfrm>
+                    <a:prstGeom prst="rect">
+                      <a:avLst/>
+                    </a:prstGeom>
+                  </pic:spPr>
+                </pic:pic>
+              </a:graphicData>
+            </a:graphic>
+          </wp:inline>
+        </w:drawing>
+      </w:r>
+    </w:p>
+    <w:p>
+      <w:pPr>
+        <w:rPr>
+          <w:lang w:val="en-US" w:eastAsia="zh-TW"/>
+        </w:rPr>
+      </w:pPr>
+      <w:r>
+        <w:rPr>
+          <w:lang w:val="en-US" w:eastAsia="zh-TW"/>
+        </w:rPr>
+        <w:t>If</w:t>
+      </w:r>
+      <w:r>
+        <w:rPr>
+          <w:lang w:val="en-US" w:eastAsia="zh-TW"/>
+        </w:rPr>
+        <w:t xml:space="preserve"> the inputted doctor's ID, full name and department do not match with any doctor, then a sentence of red text will be shown to indicate the error.</w:t>
+      </w:r>
+    </w:p>
+    <w:p>
+      <w:pPr>
+        <w:rPr>
+          <w:lang w:val="en-US" w:eastAsia="zh-TW"/>
+        </w:rPr>
+      </w:pPr>
+      <w:r>
+        <w:rPr>
+          <w:noProof/>
+          <w:lang w:val="en-US" w:eastAsia="zh-TW"/>
+        </w:rPr>
+        <w:lastRenderedPageBreak/>
+        <w:drawing>
+          <wp:inline distT="0" distB="0" distL="0" distR="0" wp14:anchorId="0BB98D7A" wp14:editId="55CCCE75">
+            <wp:extent cx="1270450" cy="2823266"/>
+            <wp:effectExtent l="0" t="0" r="0" b="0"/>
+            <wp:docPr id="160700283" name="Picture 9"/>
+            <wp:cNvGraphicFramePr>
+              <a:graphicFrameLocks xmlns:a="http://schemas.openxmlformats.org/drawingml/2006/main" noChangeAspect="1"/>
+            </wp:cNvGraphicFramePr>
+            <a:graphic xmlns:a="http://schemas.openxmlformats.org/drawingml/2006/main">
+              <a:graphicData uri="http://schemas.openxmlformats.org/drawingml/2006/picture">
+                <pic:pic xmlns:pic="http://schemas.openxmlformats.org/drawingml/2006/picture">
+                  <pic:nvPicPr>
+                    <pic:cNvPr id="160700283" name="Picture 160700283"/>
+                    <pic:cNvPicPr/>
+                  </pic:nvPicPr>
+                  <pic:blipFill>
+                    <a:blip r:embed="rId19" cstate="print">
+                      <a:extLst>
+                        <a:ext uri="{28A0092B-C50C-407E-A947-70E740481C1C}">
+                          <a14:useLocalDpi xmlns:a14="http://schemas.microsoft.com/office/drawing/2010/main" val="0"/>
+                        </a:ext>
+                      </a:extLst>
+                    </a:blip>
+                    <a:stretch>
+                      <a:fillRect/>
+                    </a:stretch>
+                  </pic:blipFill>
+                  <pic:spPr>
+                    <a:xfrm>
+                      <a:off x="0" y="0"/>
+                      <a:ext cx="1300356" cy="2889724"/>
+                    </a:xfrm>
+                    <a:prstGeom prst="rect">
+                      <a:avLst/>
+                    </a:prstGeom>
+                  </pic:spPr>
+                </pic:pic>
+              </a:graphicData>
+            </a:graphic>
+          </wp:inline>
+        </w:drawing>
+      </w:r>
+    </w:p>
+    <w:p>
+      <w:pPr>
+        <w:rPr>
+          <w:lang w:val="en-US" w:eastAsia="zh-TW"/>
+        </w:rPr>
+      </w:pPr>
+      <w:r>
+        <w:rPr>
+          <w:lang w:val="en-US" w:eastAsia="zh-TW"/>
+        </w:rPr>
+        <w:t>If the registration is successful, the app will show the following page:</w:t>
+      </w:r>
+    </w:p>
+    <w:p>
+      <w:pPr>
+        <w:rPr>
+          <w:lang w:val="en-US" w:eastAsia="zh-TW"/>
+        </w:rPr>
+      </w:pPr>
+      <w:r>
+        <w:rPr>
+          <w:noProof/>
+          <w:lang w:val="en-US" w:eastAsia="zh-TW"/>
+        </w:rPr>
+        <w:drawing>
+          <wp:inline distT="0" distB="0" distL="0" distR="0" wp14:anchorId="3C183FA6" wp14:editId="5011CC05">
+            <wp:extent cx="1314530" cy="2921225"/>
+            <wp:effectExtent l="0" t="0" r="0" b="0"/>
+            <wp:docPr id="653638152" name="Picture 10" descr="A white background with black dots&#10;&#10;AI-generated content may be incorrect."/>
+            <wp:cNvGraphicFramePr>
+              <a:graphicFrameLocks xmlns:a="http://schemas.openxmlformats.org/drawingml/2006/main" noChangeAspect="1"/>
+            </wp:cNvGraphicFramePr>
+            <a:graphic xmlns:a="http://schemas.openxmlformats.org/drawingml/2006/main">
+              <a:graphicData uri="http://schemas.openxmlformats.org/drawingml/2006/picture">
+                <pic:pic xmlns:pic="http://schemas.openxmlformats.org/drawingml/2006/picture">
+                  <pic:nvPicPr>
+                    <pic:cNvPr id="653638152" name="Picture 10" descr="A white background with black dots&#10;&#10;AI-generated content may be incorrect."/>
+                    <pic:cNvPicPr/>
+                  </pic:nvPicPr>
+                  <pic:blipFill>
+                    <a:blip r:embed="rId20" cstate="print">
+                      <a:extLst>
+                        <a:ext uri="{28A0092B-C50C-407E-A947-70E740481C1C}">
+                          <a14:useLocalDpi xmlns:a14="http://schemas.microsoft.com/office/drawing/2010/main" val="0"/>
+                        </a:ext>
+                      </a:extLst>
+                    </a:blip>
+                    <a:stretch>
+                      <a:fillRect/>
+                    </a:stretch>
+                  </pic:blipFill>
+                  <pic:spPr>
+                    <a:xfrm>
+                      <a:off x="0" y="0"/>
+                      <a:ext cx="1321615" cy="2936969"/>
+                    </a:xfrm>
+                    <a:prstGeom prst="rect">
+                      <a:avLst/>
+                    </a:prstGeom>
+                  </pic:spPr>
+                </pic:pic>
+              </a:graphicData>
+            </a:graphic>
+          </wp:inline>
+        </w:drawing>
+      </w:r>
+    </w:p>
+    <w:p>
+      <w:pPr>
+        <w:rPr>
+          <w:lang w:val="en-US" w:eastAsia="zh-TW"/>
+        </w:rPr>
+      </w:pPr>
+      <w:r>
+        <w:rPr>
+          <w:lang w:val="en-US" w:eastAsia="zh-TW"/>
+        </w:rPr>
+        <w:t>Then click the "Return to Login Page" button to return to login page.</w:t>
       </w:r>
     </w:p>
     <w:p>

--- a/Instructions on the execution of PMS mobile app.docx
+++ b/Instructions on the execution of PMS mobile app.docx
@@ -139,81 +139,6 @@
     <w:p>
       <w:pPr>
         <w:rPr>
-          <w:color w:val="000000" w:themeColor="text1"/>
-          <w:lang w:val="en-US"/>
-        </w:rPr>
-      </w:pPr>
-      <w:r>
-        <w:rPr>
-          <w:color w:val="000000" w:themeColor="text1"/>
-          <w:lang w:val="en-US"/>
-        </w:rPr>
-        <w:t>6. A local Mongo Database must be installed, for example, using Homebrew with the following commands executed one after one:</w:t>
-      </w:r>
-    </w:p>
-    <w:p>
-      <w:pPr>
-        <w:pStyle w:val="ListParagraph"/>
-        <w:numPr>
-          <w:ilvl w:val="0"/>
-          <w:numId w:val="1"/>
-        </w:numPr>
-        <w:rPr>
-          <w:color w:val="000000" w:themeColor="text1"/>
-          <w:lang w:val="en-US"/>
-        </w:rPr>
-      </w:pPr>
-      <w:r>
-        <w:rPr>
-          <w:color w:val="000000" w:themeColor="text1"/>
-          <w:lang w:val="en-US"/>
-        </w:rPr>
-        <w:t>brew update</w:t>
-      </w:r>
-    </w:p>
-    <w:p>
-      <w:pPr>
-        <w:pStyle w:val="ListParagraph"/>
-        <w:numPr>
-          <w:ilvl w:val="0"/>
-          <w:numId w:val="1"/>
-        </w:numPr>
-        <w:rPr>
-          <w:color w:val="000000" w:themeColor="text1"/>
-          <w:lang w:val="en-US"/>
-        </w:rPr>
-      </w:pPr>
-      <w:r>
-        <w:rPr>
-          <w:color w:val="000000" w:themeColor="text1"/>
-          <w:lang w:val="en-US"/>
-        </w:rPr>
-        <w:t>brew tap mongodb/brew</w:t>
-      </w:r>
-    </w:p>
-    <w:p>
-      <w:pPr>
-        <w:pStyle w:val="ListParagraph"/>
-        <w:numPr>
-          <w:ilvl w:val="0"/>
-          <w:numId w:val="1"/>
-        </w:numPr>
-        <w:rPr>
-          <w:color w:val="000000" w:themeColor="text1"/>
-          <w:lang w:val="en-US"/>
-        </w:rPr>
-      </w:pPr>
-      <w:r>
-        <w:rPr>
-          <w:color w:val="000000" w:themeColor="text1"/>
-          <w:lang w:val="en-US"/>
-        </w:rPr>
-        <w:t>brew install mongodb-community</w:t>
-      </w:r>
-    </w:p>
-    <w:p>
-      <w:pPr>
-        <w:rPr>
           <w:b/>
           <w:bCs/>
           <w:sz w:val="28"/>
@@ -250,335 +175,15 @@
       </w:pPr>
       <w:r>
         <w:rPr>
-          <w:lang w:val="en-US"/>
-        </w:rPr>
-        <w:t xml:space="preserve">1. Turn on the </w:t>
-      </w:r>
-      <w:r>
-        <w:rPr>
-          <w:lang w:val="en-US" w:eastAsia="zh-TW"/>
-        </w:rPr>
-        <w:t>mobile hotspot on your mobile device and connect your desktop computer to the mobile hotspot with the specific Wi-Fi.</w:t>
-      </w:r>
-    </w:p>
-    <w:p>
-      <w:pPr>
-        <w:rPr>
-          <w:lang w:val="en-US" w:eastAsia="zh-TW"/>
-        </w:rPr>
-      </w:pPr>
-      <w:r>
-        <w:rPr>
-          <w:noProof/>
-          <w:lang w:val="en-US" w:eastAsia="zh-TW"/>
-        </w:rPr>
-        <w:drawing>
-          <wp:inline distT="0" distB="0" distL="0" distR="0" wp14:anchorId="40FC75C8" wp14:editId="0BD15E24">
-            <wp:extent cx="1192696" cy="2655128"/>
-            <wp:effectExtent l="0" t="0" r="1270" b="0"/>
-            <wp:docPr id="673341190" name="Picture 3" descr="A screenshot of a phone&#10;&#10;AI-generated content may be incorrect."/>
-            <wp:cNvGraphicFramePr>
-              <a:graphicFrameLocks xmlns:a="http://schemas.openxmlformats.org/drawingml/2006/main" noChangeAspect="1"/>
-            </wp:cNvGraphicFramePr>
-            <a:graphic xmlns:a="http://schemas.openxmlformats.org/drawingml/2006/main">
-              <a:graphicData uri="http://schemas.openxmlformats.org/drawingml/2006/picture">
-                <pic:pic xmlns:pic="http://schemas.openxmlformats.org/drawingml/2006/picture">
-                  <pic:nvPicPr>
-                    <pic:cNvPr id="673341190" name="Picture 3" descr="A screenshot of a phone&#10;&#10;AI-generated content may be incorrect."/>
-                    <pic:cNvPicPr/>
-                  </pic:nvPicPr>
-                  <pic:blipFill>
-                    <a:blip r:embed="rId5" cstate="print">
-                      <a:extLst>
-                        <a:ext uri="{28A0092B-C50C-407E-A947-70E740481C1C}">
-                          <a14:useLocalDpi xmlns:a14="http://schemas.microsoft.com/office/drawing/2010/main" val="0"/>
-                        </a:ext>
-                      </a:extLst>
-                    </a:blip>
-                    <a:stretch>
-                      <a:fillRect/>
-                    </a:stretch>
-                  </pic:blipFill>
-                  <pic:spPr>
-                    <a:xfrm>
-                      <a:off x="0" y="0"/>
-                      <a:ext cx="1206665" cy="2686225"/>
-                    </a:xfrm>
-                    <a:prstGeom prst="rect">
-                      <a:avLst/>
-                    </a:prstGeom>
-                  </pic:spPr>
-                </pic:pic>
-              </a:graphicData>
-            </a:graphic>
-          </wp:inline>
-        </w:drawing>
-      </w:r>
-      <w:r>
-        <w:rPr>
-          <w:lang w:val="en-US" w:eastAsia="zh-TW"/>
-        </w:rPr>
-        <w:tab/>
-      </w:r>
-      <w:r>
-        <w:rPr>
-          <w:lang w:val="en-US" w:eastAsia="zh-TW"/>
-        </w:rPr>
-        <w:tab/>
-      </w:r>
-      <w:r>
-        <w:rPr>
-          <w:noProof/>
-          <w:lang w:val="en-US" w:eastAsia="zh-TW"/>
-        </w:rPr>
-        <w:drawing>
-          <wp:inline distT="0" distB="0" distL="0" distR="0" wp14:anchorId="46B646F7" wp14:editId="529EEE8D">
-            <wp:extent cx="1954696" cy="1570635"/>
-            <wp:effectExtent l="0" t="0" r="1270" b="4445"/>
-            <wp:docPr id="626330588" name="Picture 1" descr="A screenshot of a computer&#10;&#10;AI-generated content may be incorrect."/>
-            <wp:cNvGraphicFramePr>
-              <a:graphicFrameLocks xmlns:a="http://schemas.openxmlformats.org/drawingml/2006/main" noChangeAspect="1"/>
-            </wp:cNvGraphicFramePr>
-            <a:graphic xmlns:a="http://schemas.openxmlformats.org/drawingml/2006/main">
-              <a:graphicData uri="http://schemas.openxmlformats.org/drawingml/2006/picture">
-                <pic:pic xmlns:pic="http://schemas.openxmlformats.org/drawingml/2006/picture">
-                  <pic:nvPicPr>
-                    <pic:cNvPr id="626330588" name="Picture 1" descr="A screenshot of a computer&#10;&#10;AI-generated content may be incorrect."/>
-                    <pic:cNvPicPr/>
-                  </pic:nvPicPr>
-                  <pic:blipFill>
-                    <a:blip r:embed="rId6" cstate="print">
-                      <a:extLst>
-                        <a:ext uri="{28A0092B-C50C-407E-A947-70E740481C1C}">
-                          <a14:useLocalDpi xmlns:a14="http://schemas.microsoft.com/office/drawing/2010/main" val="0"/>
-                        </a:ext>
-                      </a:extLst>
-                    </a:blip>
-                    <a:stretch>
-                      <a:fillRect/>
-                    </a:stretch>
-                  </pic:blipFill>
-                  <pic:spPr>
-                    <a:xfrm>
-                      <a:off x="0" y="0"/>
-                      <a:ext cx="1985023" cy="1595003"/>
-                    </a:xfrm>
-                    <a:prstGeom prst="rect">
-                      <a:avLst/>
-                    </a:prstGeom>
-                  </pic:spPr>
-                </pic:pic>
-              </a:graphicData>
-            </a:graphic>
-          </wp:inline>
-        </w:drawing>
-      </w:r>
-    </w:p>
-    <w:p>
-      <w:pPr>
-        <w:rPr>
-          <w:lang w:val="en-US" w:eastAsia="zh-TW"/>
-        </w:rPr>
-      </w:pPr>
-      <w:r>
-        <w:rPr>
-          <w:lang w:val="en-US" w:eastAsia="zh-TW"/>
-        </w:rPr>
-        <w:t>2. Then check your desktop computer's private IP address</w:t>
-      </w:r>
-    </w:p>
-    <w:p>
-      <w:pPr>
-        <w:rPr>
-          <w:lang w:val="en-US" w:eastAsia="zh-TW"/>
-        </w:rPr>
-      </w:pPr>
-      <w:r>
-        <w:rPr>
-          <w:noProof/>
-          <w:lang w:val="en-US" w:eastAsia="zh-TW"/>
-        </w:rPr>
-        <w:lastRenderedPageBreak/>
-        <w:drawing>
-          <wp:inline distT="0" distB="0" distL="0" distR="0" wp14:anchorId="0DC206B7" wp14:editId="700F08CC">
-            <wp:extent cx="2226365" cy="1960217"/>
-            <wp:effectExtent l="0" t="0" r="0" b="0"/>
-            <wp:docPr id="272922578" name="Picture 2" descr="A screenshot of a computer&#10;&#10;AI-generated content may be incorrect."/>
-            <wp:cNvGraphicFramePr>
-              <a:graphicFrameLocks xmlns:a="http://schemas.openxmlformats.org/drawingml/2006/main" noChangeAspect="1"/>
-            </wp:cNvGraphicFramePr>
-            <a:graphic xmlns:a="http://schemas.openxmlformats.org/drawingml/2006/main">
-              <a:graphicData uri="http://schemas.openxmlformats.org/drawingml/2006/picture">
-                <pic:pic xmlns:pic="http://schemas.openxmlformats.org/drawingml/2006/picture">
-                  <pic:nvPicPr>
-                    <pic:cNvPr id="272922578" name="Picture 2" descr="A screenshot of a computer&#10;&#10;AI-generated content may be incorrect."/>
-                    <pic:cNvPicPr/>
-                  </pic:nvPicPr>
-                  <pic:blipFill>
-                    <a:blip r:embed="rId7" cstate="print">
-                      <a:extLst>
-                        <a:ext uri="{28A0092B-C50C-407E-A947-70E740481C1C}">
-                          <a14:useLocalDpi xmlns:a14="http://schemas.microsoft.com/office/drawing/2010/main" val="0"/>
-                        </a:ext>
-                      </a:extLst>
-                    </a:blip>
-                    <a:stretch>
-                      <a:fillRect/>
-                    </a:stretch>
-                  </pic:blipFill>
-                  <pic:spPr>
-                    <a:xfrm>
-                      <a:off x="0" y="0"/>
-                      <a:ext cx="2264564" cy="1993849"/>
-                    </a:xfrm>
-                    <a:prstGeom prst="rect">
-                      <a:avLst/>
-                    </a:prstGeom>
-                  </pic:spPr>
-                </pic:pic>
-              </a:graphicData>
-            </a:graphic>
-          </wp:inline>
-        </w:drawing>
-      </w:r>
-    </w:p>
-    <w:p>
-      <w:pPr>
-        <w:rPr>
-          <w:lang w:val="en-US" w:eastAsia="zh-TW"/>
-        </w:rPr>
-      </w:pPr>
-      <w:r>
-        <w:rPr>
-          <w:lang w:val="en-US" w:eastAsia="zh-TW"/>
-        </w:rPr>
-        <w:t xml:space="preserve">3. Open the source codes of the app in </w:t>
-      </w:r>
-      <w:r>
-        <w:rPr>
-          <w:lang w:val="en-US" w:eastAsia="zh-TW"/>
-        </w:rPr>
-        <w:t xml:space="preserve">the directory </w:t>
-      </w:r>
-      <w:r>
-        <w:rPr>
-          <w:color w:val="FF0000"/>
-          <w:lang w:val="en-US" w:eastAsia="zh-TW"/>
-        </w:rPr>
-        <w:t>pms</w:t>
-      </w:r>
-      <w:r>
-        <w:rPr>
-          <w:color w:val="FF0000"/>
-          <w:lang w:val="en-US" w:eastAsia="zh-TW"/>
-        </w:rPr>
-        <w:t>_app</w:t>
-      </w:r>
-      <w:r>
-        <w:rPr>
-          <w:color w:val="FF0000"/>
-          <w:lang w:val="en-US" w:eastAsia="zh-TW"/>
-        </w:rPr>
-        <w:t>/lib</w:t>
-      </w:r>
-      <w:r>
-        <w:rPr>
-          <w:lang w:val="en-US" w:eastAsia="zh-TW"/>
-        </w:rPr>
-        <w:t xml:space="preserve"> </w:t>
-      </w:r>
-      <w:r>
-        <w:rPr>
-          <w:lang w:val="en-US" w:eastAsia="zh-TW"/>
-        </w:rPr>
-        <w:t xml:space="preserve">and change every occurrence of </w:t>
-      </w:r>
-      <w:r>
-        <w:rPr>
-          <w:color w:val="FF0000"/>
-          <w:lang w:val="en-US" w:eastAsia="zh-TW"/>
-        </w:rPr>
-        <w:t>&lt;ip_address&gt;</w:t>
-      </w:r>
-      <w:r>
-        <w:rPr>
-          <w:lang w:val="en-US" w:eastAsia="zh-TW"/>
-        </w:rPr>
-        <w:t xml:space="preserve"> into your computer's private IP address</w:t>
-      </w:r>
-    </w:p>
-    <w:p>
-      <w:pPr>
-        <w:rPr>
-          <w:lang w:val="en-US" w:eastAsia="zh-TW"/>
-        </w:rPr>
-      </w:pPr>
-      <w:r>
-        <w:rPr>
-          <w:lang w:val="en-US" w:eastAsia="zh-TW"/>
-        </w:rPr>
-        <w:t>4. Start the local MongoDB server with the command in Terminal:</w:t>
-      </w:r>
-    </w:p>
-    <w:p>
-      <w:pPr>
-        <w:rPr>
-          <w:color w:val="FF0000"/>
-          <w:lang w:val="en-US" w:eastAsia="zh-TW"/>
-        </w:rPr>
-      </w:pPr>
-      <w:r>
-        <w:rPr>
-          <w:color w:val="FF0000"/>
-          <w:lang w:val="en-US" w:eastAsia="zh-TW"/>
-        </w:rPr>
-        <w:t>brew services start mongodb/brew/mongodb-community</w:t>
-      </w:r>
-    </w:p>
-    <w:p>
-      <w:pPr>
-        <w:rPr>
-          <w:lang w:val="en-US" w:eastAsia="zh-TW"/>
-        </w:rPr>
-      </w:pPr>
-      <w:r>
-        <w:rPr>
-          <w:lang w:val="en-US" w:eastAsia="zh-TW"/>
-        </w:rPr>
-        <w:t xml:space="preserve">5. In Terminal, go to the directory </w:t>
-      </w:r>
-      <w:r>
-        <w:rPr>
-          <w:color w:val="FF0000"/>
-          <w:lang w:val="en-US" w:eastAsia="zh-TW"/>
-        </w:rPr>
-        <w:t>PMS_Mobile</w:t>
-      </w:r>
-      <w:r>
-        <w:rPr>
-          <w:lang w:val="en-US" w:eastAsia="zh-TW"/>
-        </w:rPr>
-        <w:t xml:space="preserve">, start the backend server with the command: </w:t>
-      </w:r>
-      <w:r>
-        <w:rPr>
-          <w:color w:val="FF0000"/>
-          <w:lang w:val="en-US" w:eastAsia="zh-TW"/>
-        </w:rPr>
-        <w:t>node backend3.js</w:t>
-      </w:r>
-    </w:p>
-    <w:p>
-      <w:pPr>
-        <w:rPr>
-          <w:lang w:val="en-US" w:eastAsia="zh-TW"/>
-        </w:rPr>
-      </w:pPr>
-      <w:r>
-        <w:rPr>
-          <w:lang w:val="en-US" w:eastAsia="zh-TW"/>
-        </w:rPr>
-        <w:t xml:space="preserve">6. </w:t>
+          <w:lang w:val="en-US" w:eastAsia="zh-TW"/>
+        </w:rPr>
+        <w:t>1</w:t>
+      </w:r>
+      <w:r>
+        <w:rPr>
+          <w:lang w:val="en-US" w:eastAsia="zh-TW"/>
+        </w:rPr>
+        <w:t xml:space="preserve">. </w:t>
       </w:r>
       <w:r>
         <w:rPr>
@@ -614,7 +219,7 @@
                     <pic:cNvPicPr/>
                   </pic:nvPicPr>
                   <pic:blipFill>
-                    <a:blip r:embed="rId8" cstate="print">
+                    <a:blip r:embed="rId5" cstate="print">
                       <a:extLst>
                         <a:ext uri="{28A0092B-C50C-407E-A947-70E740481C1C}">
                           <a14:useLocalDpi xmlns:a14="http://schemas.microsoft.com/office/drawing/2010/main" val="0"/>
@@ -651,7 +256,13 @@
         <w:rPr>
           <w:lang w:val="en-US" w:eastAsia="zh-TW"/>
         </w:rPr>
-        <w:t xml:space="preserve">7. Open a new Terminal, go to the directory </w:t>
+        <w:t>2</w:t>
+      </w:r>
+      <w:r>
+        <w:rPr>
+          <w:lang w:val="en-US" w:eastAsia="zh-TW"/>
+        </w:rPr>
+        <w:t xml:space="preserve">. Open a new Terminal, go to the directory </w:t>
       </w:r>
       <w:r>
         <w:rPr>
@@ -699,7 +310,7 @@
           <w:lang w:val="en-US" w:eastAsia="zh-TW"/>
         </w:rPr>
         <w:drawing>
-          <wp:inline distT="0" distB="0" distL="0" distR="0" wp14:anchorId="4E3756A0" wp14:editId="30A7418D">
+          <wp:inline distT="0" distB="0" distL="0" distR="0" wp14:anchorId="4E3756A0" wp14:editId="7518C109">
             <wp:extent cx="3995530" cy="1232833"/>
             <wp:effectExtent l="0" t="0" r="5080" b="0"/>
             <wp:docPr id="1863740952" name="Picture 5" descr="A close-up of a computer screen&#10;&#10;AI-generated content may be incorrect."/>
@@ -714,7 +325,7 @@
                     <pic:cNvPicPr/>
                   </pic:nvPicPr>
                   <pic:blipFill>
-                    <a:blip r:embed="rId9" cstate="print">
+                    <a:blip r:embed="rId6" cstate="print">
                       <a:extLst>
                         <a:ext uri="{28A0092B-C50C-407E-A947-70E740481C1C}">
                           <a14:useLocalDpi xmlns:a14="http://schemas.microsoft.com/office/drawing/2010/main" val="0"/>
@@ -751,7 +362,13 @@
         <w:rPr>
           <w:lang w:val="en-US" w:eastAsia="zh-TW"/>
         </w:rPr>
-        <w:t xml:space="preserve">8. Enter the command </w:t>
+        <w:t>3</w:t>
+      </w:r>
+      <w:r>
+        <w:rPr>
+          <w:lang w:val="en-US" w:eastAsia="zh-TW"/>
+        </w:rPr>
+        <w:t xml:space="preserve">. Enter the command </w:t>
       </w:r>
       <w:r>
         <w:rPr>
@@ -777,23 +394,29 @@
         <w:rPr>
           <w:lang w:val="en-US" w:eastAsia="zh-TW"/>
         </w:rPr>
+        <w:t>4</w:t>
+      </w:r>
+      <w:r>
+        <w:rPr>
+          <w:lang w:val="en-US" w:eastAsia="zh-TW"/>
+        </w:rPr>
+        <w:t>. After choosing the connected mobile device, if the app starts successfully, the mobile device will automatically launch the app</w:t>
+      </w:r>
+    </w:p>
+    <w:p>
+      <w:pPr>
+        <w:rPr>
+          <w:lang w:val="en-US" w:eastAsia="zh-TW"/>
+        </w:rPr>
+      </w:pPr>
+      <w:r>
+        <w:rPr>
+          <w:noProof/>
+          <w:lang w:val="en-US" w:eastAsia="zh-TW"/>
+        </w:rPr>
         <w:lastRenderedPageBreak/>
-        <w:t>9. After choosing the connected mobile device, if the app starts successfully, the mobile device will automatically launch the app</w:t>
-      </w:r>
-    </w:p>
-    <w:p>
-      <w:pPr>
-        <w:rPr>
-          <w:lang w:val="en-US" w:eastAsia="zh-TW"/>
-        </w:rPr>
-      </w:pPr>
-      <w:r>
-        <w:rPr>
-          <w:noProof/>
-          <w:lang w:val="en-US" w:eastAsia="zh-TW"/>
-        </w:rPr>
         <w:drawing>
-          <wp:inline distT="0" distB="0" distL="0" distR="0" wp14:anchorId="61DDB77B" wp14:editId="1FD10486">
+          <wp:inline distT="0" distB="0" distL="0" distR="0" wp14:anchorId="61DDB77B" wp14:editId="7B61E19A">
             <wp:extent cx="2869096" cy="1030217"/>
             <wp:effectExtent l="0" t="0" r="1270" b="0"/>
             <wp:docPr id="742589095" name="Picture 6" descr="A screenshot of a computer program&#10;&#10;AI-generated content may be incorrect."/>
@@ -808,7 +431,7 @@
                     <pic:cNvPicPr/>
                   </pic:nvPicPr>
                   <pic:blipFill>
-                    <a:blip r:embed="rId10" cstate="print">
+                    <a:blip r:embed="rId7" cstate="print">
                       <a:extLst>
                         <a:ext uri="{28A0092B-C50C-407E-A947-70E740481C1C}">
                           <a14:useLocalDpi xmlns:a14="http://schemas.microsoft.com/office/drawing/2010/main" val="0"/>
@@ -845,7 +468,13 @@
         <w:rPr>
           <w:lang w:val="en-US" w:eastAsia="zh-TW"/>
         </w:rPr>
-        <w:t>10. After the app is launched, you will see a login page.</w:t>
+        <w:t>5</w:t>
+      </w:r>
+      <w:r>
+        <w:rPr>
+          <w:lang w:val="en-US" w:eastAsia="zh-TW"/>
+        </w:rPr>
+        <w:t>. After the app is launched, you will see a login page.</w:t>
       </w:r>
       <w:r>
         <w:rPr>
@@ -881,7 +510,7 @@
                     <pic:cNvPicPr/>
                   </pic:nvPicPr>
                   <pic:blipFill>
-                    <a:blip r:embed="rId11" cstate="print">
+                    <a:blip r:embed="rId8" cstate="print">
                       <a:extLst>
                         <a:ext uri="{28A0092B-C50C-407E-A947-70E740481C1C}">
                           <a14:useLocalDpi xmlns:a14="http://schemas.microsoft.com/office/drawing/2010/main" val="0"/>
@@ -946,7 +575,7 @@
                     <pic:cNvPicPr/>
                   </pic:nvPicPr>
                   <pic:blipFill>
-                    <a:blip r:embed="rId12" cstate="print">
+                    <a:blip r:embed="rId9" cstate="print">
                       <a:extLst>
                         <a:ext uri="{28A0092B-C50C-407E-A947-70E740481C1C}">
                           <a14:useLocalDpi xmlns:a14="http://schemas.microsoft.com/office/drawing/2010/main" val="0"/>
@@ -1182,7 +811,13 @@
         <w:rPr>
           <w:lang w:val="en-US" w:eastAsia="zh-TW"/>
         </w:rPr>
-        <w:t>11. If login is successful, a page will be launched to show a list of patients that the doctor manages. Each card widget shows the information of a patient.</w:t>
+        <w:t>6</w:t>
+      </w:r>
+      <w:r>
+        <w:rPr>
+          <w:lang w:val="en-US" w:eastAsia="zh-TW"/>
+        </w:rPr>
+        <w:t>. If login is successful, a page will be launched to show a list of patients that the doctor manages. Each card widget shows the information of a patient.</w:t>
       </w:r>
     </w:p>
     <w:p>
@@ -1213,7 +848,7 @@
                     <pic:cNvPicPr/>
                   </pic:nvPicPr>
                   <pic:blipFill>
-                    <a:blip r:embed="rId13" cstate="print">
+                    <a:blip r:embed="rId10" cstate="print">
                       <a:extLst>
                         <a:ext uri="{28A0092B-C50C-407E-A947-70E740481C1C}">
                           <a14:useLocalDpi xmlns:a14="http://schemas.microsoft.com/office/drawing/2010/main" val="0"/>
@@ -1250,7 +885,13 @@
         <w:rPr>
           <w:lang w:val="en-US" w:eastAsia="zh-TW"/>
         </w:rPr>
-        <w:t>12. There is a button "View Details" on each card. After clicking that button, it will launch a page showing the detailed information of the specific patient</w:t>
+        <w:t>7</w:t>
+      </w:r>
+      <w:r>
+        <w:rPr>
+          <w:lang w:val="en-US" w:eastAsia="zh-TW"/>
+        </w:rPr>
+        <w:t>. There is a button "View Details" on each card. After clicking that button, it will launch a page showing the detailed information of the specific patient</w:t>
       </w:r>
     </w:p>
     <w:p>
@@ -1280,7 +921,7 @@
                     <pic:cNvPicPr/>
                   </pic:nvPicPr>
                   <pic:blipFill>
-                    <a:blip r:embed="rId14" cstate="print">
+                    <a:blip r:embed="rId11" cstate="print">
                       <a:extLst>
                         <a:ext uri="{28A0092B-C50C-407E-A947-70E740481C1C}">
                           <a14:useLocalDpi xmlns:a14="http://schemas.microsoft.com/office/drawing/2010/main" val="0"/>
@@ -1317,20 +958,32 @@
         <w:rPr>
           <w:lang w:val="en-US" w:eastAsia="zh-TW"/>
         </w:rPr>
-        <w:t>13. You can return to the previous page by clicking the left arrow icon on the app bar</w:t>
-      </w:r>
-    </w:p>
-    <w:p>
-      <w:pPr>
-        <w:rPr>
-          <w:lang w:val="en-US" w:eastAsia="zh-TW"/>
-        </w:rPr>
-      </w:pPr>
-      <w:r>
-        <w:rPr>
-          <w:lang w:val="en-US" w:eastAsia="zh-TW"/>
-        </w:rPr>
-        <w:t xml:space="preserve">14. You can read the doctor's information by clicking the account icon at the right side of the app bar on </w:t>
+        <w:t>8</w:t>
+      </w:r>
+      <w:r>
+        <w:rPr>
+          <w:lang w:val="en-US" w:eastAsia="zh-TW"/>
+        </w:rPr>
+        <w:t>. You can return to the previous page by clicking the left arrow icon on the app bar</w:t>
+      </w:r>
+    </w:p>
+    <w:p>
+      <w:pPr>
+        <w:rPr>
+          <w:lang w:val="en-US" w:eastAsia="zh-TW"/>
+        </w:rPr>
+      </w:pPr>
+      <w:r>
+        <w:rPr>
+          <w:lang w:val="en-US" w:eastAsia="zh-TW"/>
+        </w:rPr>
+        <w:t>9</w:t>
+      </w:r>
+      <w:r>
+        <w:rPr>
+          <w:lang w:val="en-US" w:eastAsia="zh-TW"/>
+        </w:rPr>
+        <w:t xml:space="preserve">. You can read the doctor's information by clicking the account icon at the right side of the app bar on </w:t>
       </w:r>
       <w:proofErr w:type="gramStart"/>
       <w:r>
@@ -1390,7 +1043,7 @@
                     <pic:cNvPicPr/>
                   </pic:nvPicPr>
                   <pic:blipFill>
-                    <a:blip r:embed="rId15" cstate="print">
+                    <a:blip r:embed="rId12" cstate="print">
                       <a:extLst>
                         <a:ext uri="{28A0092B-C50C-407E-A947-70E740481C1C}">
                           <a14:useLocalDpi xmlns:a14="http://schemas.microsoft.com/office/drawing/2010/main" val="0"/>
@@ -1449,7 +1102,7 @@
                     <pic:cNvPicPr/>
                   </pic:nvPicPr>
                   <pic:blipFill>
-                    <a:blip r:embed="rId16" cstate="print">
+                    <a:blip r:embed="rId13" cstate="print">
                       <a:extLst>
                         <a:ext uri="{28A0092B-C50C-407E-A947-70E740481C1C}">
                           <a14:useLocalDpi xmlns:a14="http://schemas.microsoft.com/office/drawing/2010/main" val="0"/>
@@ -1487,13 +1140,7 @@
           <w:lang w:val="en-US" w:eastAsia="zh-TW"/>
         </w:rPr>
         <w:lastRenderedPageBreak/>
-        <w:t>1</w:t>
-      </w:r>
-      <w:r>
-        <w:rPr>
-          <w:lang w:val="en-US" w:eastAsia="zh-TW"/>
-        </w:rPr>
-        <w:t>5</w:t>
+        <w:t>10</w:t>
       </w:r>
       <w:r>
         <w:rPr>
@@ -1505,7 +1152,21 @@
         <w:rPr>
           <w:lang w:val="en-US" w:eastAsia="zh-TW"/>
         </w:rPr>
-        <w:t>app bar on the patients page</w:t>
+        <w:t xml:space="preserve">app bar on the </w:t>
+      </w:r>
+      <w:proofErr w:type="gramStart"/>
+      <w:r>
+        <w:rPr>
+          <w:lang w:val="en-US" w:eastAsia="zh-TW"/>
+        </w:rPr>
+        <w:t>patients</w:t>
+      </w:r>
+      <w:proofErr w:type="gramEnd"/>
+      <w:r>
+        <w:rPr>
+          <w:lang w:val="en-US" w:eastAsia="zh-TW"/>
+        </w:rPr>
+        <w:t xml:space="preserve"> page</w:t>
       </w:r>
     </w:p>
     <w:p>
@@ -1535,7 +1196,7 @@
                     <pic:cNvPicPr/>
                   </pic:nvPicPr>
                   <pic:blipFill>
-                    <a:blip r:embed="rId17" cstate="print">
+                    <a:blip r:embed="rId14" cstate="print">
                       <a:extLst>
                         <a:ext uri="{28A0092B-C50C-407E-A947-70E740481C1C}">
                           <a14:useLocalDpi xmlns:a14="http://schemas.microsoft.com/office/drawing/2010/main" val="0"/>
@@ -1636,7 +1297,7 @@
                     <pic:cNvPicPr/>
                   </pic:nvPicPr>
                   <pic:blipFill>
-                    <a:blip r:embed="rId18" cstate="print">
+                    <a:blip r:embed="rId15" cstate="print">
                       <a:extLst>
                         <a:ext uri="{28A0092B-C50C-407E-A947-70E740481C1C}">
                           <a14:useLocalDpi xmlns:a14="http://schemas.microsoft.com/office/drawing/2010/main" val="0"/>
@@ -1710,7 +1371,7 @@
                     <pic:cNvPicPr/>
                   </pic:nvPicPr>
                   <pic:blipFill>
-                    <a:blip r:embed="rId19" cstate="print">
+                    <a:blip r:embed="rId16" cstate="print">
                       <a:extLst>
                         <a:ext uri="{28A0092B-C50C-407E-A947-70E740481C1C}">
                           <a14:useLocalDpi xmlns:a14="http://schemas.microsoft.com/office/drawing/2010/main" val="0"/>
@@ -1777,7 +1438,7 @@
                     <pic:cNvPicPr/>
                   </pic:nvPicPr>
                   <pic:blipFill>
-                    <a:blip r:embed="rId20" cstate="print">
+                    <a:blip r:embed="rId17" cstate="print">
                       <a:extLst>
                         <a:ext uri="{28A0092B-C50C-407E-A947-70E740481C1C}">
                           <a14:useLocalDpi xmlns:a14="http://schemas.microsoft.com/office/drawing/2010/main" val="0"/>
@@ -1862,65 +1523,22 @@
         <w:rPr>
           <w:lang w:val="en-US" w:eastAsia="zh-TW"/>
         </w:rPr>
-        <w:t xml:space="preserve"> on the Terminal which is running the app. Then you can stop the backend server by simply pressing </w:t>
-      </w:r>
-      <w:r>
-        <w:rPr>
-          <w:color w:val="FF0000"/>
-          <w:lang w:val="en-US" w:eastAsia="zh-TW"/>
-        </w:rPr>
-        <w:t>Control+C</w:t>
-      </w:r>
-      <w:r>
+        <w:t xml:space="preserve"> on the Terminal which is running the app. </w:t>
+      </w:r>
+    </w:p>
+    <w:p>
+      <w:pPr>
         <w:rPr>
           <w:color w:val="000000" w:themeColor="text1"/>
           <w:lang w:val="en-US" w:eastAsia="zh-TW"/>
         </w:rPr>
-        <w:t>.</w:t>
-      </w:r>
-    </w:p>
-    <w:p>
-      <w:pPr>
+      </w:pPr>
+      <w:r>
         <w:rPr>
           <w:color w:val="000000" w:themeColor="text1"/>
           <w:lang w:val="en-US" w:eastAsia="zh-TW"/>
         </w:rPr>
-      </w:pPr>
-      <w:r>
-        <w:rPr>
-          <w:color w:val="000000" w:themeColor="text1"/>
-          <w:lang w:val="en-US" w:eastAsia="zh-TW"/>
-        </w:rPr>
-        <w:t xml:space="preserve">Then, stop the MongoDB server by the command </w:t>
-      </w:r>
-      <w:r>
-        <w:rPr>
-          <w:color w:val="FF0000"/>
-          <w:lang w:val="en-US" w:eastAsia="zh-TW"/>
-        </w:rPr>
-        <w:t>brew services stop mongodb/brew/mongodb-community</w:t>
-      </w:r>
-      <w:r>
-        <w:rPr>
-          <w:color w:val="000000" w:themeColor="text1"/>
-          <w:lang w:val="en-US" w:eastAsia="zh-TW"/>
-        </w:rPr>
-        <w:t>.</w:t>
-      </w:r>
-    </w:p>
-    <w:p>
-      <w:pPr>
-        <w:rPr>
-          <w:color w:val="000000" w:themeColor="text1"/>
-          <w:lang w:val="en-US" w:eastAsia="zh-TW"/>
-        </w:rPr>
-      </w:pPr>
-      <w:r>
-        <w:rPr>
-          <w:color w:val="000000" w:themeColor="text1"/>
-          <w:lang w:val="en-US" w:eastAsia="zh-TW"/>
-        </w:rPr>
-        <w:t>Then, unplug the cable that connects the mobile and device devices. And switch off the mobile hotspot on the mobile device.</w:t>
+        <w:t>Then, unplug the cable that connects the mobile and device devices.</w:t>
       </w:r>
     </w:p>
     <w:sectPr>

--- a/Instructions on the execution of PMS mobile app.docx
+++ b/Instructions on the execution of PMS mobile app.docx
@@ -26,20 +26,13 @@
     </w:p>
     <w:p>
       <w:pPr>
-        <w:rPr>
-          <w:b/>
-          <w:bCs/>
-          <w:sz w:val="28"/>
-          <w:szCs w:val="28"/>
+        <w:pStyle w:val="Heading1"/>
+        <w:rPr>
           <w:lang w:val="en-US"/>
         </w:rPr>
       </w:pPr>
       <w:r>
         <w:rPr>
-          <w:b/>
-          <w:bCs/>
-          <w:sz w:val="28"/>
-          <w:szCs w:val="28"/>
           <w:lang w:val="en-US"/>
         </w:rPr>
         <w:t>Prerequisites</w:t>
@@ -138,30 +131,19 @@
     </w:p>
     <w:p>
       <w:pPr>
-        <w:rPr>
-          <w:b/>
-          <w:bCs/>
-          <w:sz w:val="28"/>
-          <w:szCs w:val="28"/>
+        <w:pStyle w:val="Heading1"/>
+        <w:rPr>
           <w:lang w:val="en-US"/>
         </w:rPr>
       </w:pPr>
       <w:r>
         <w:rPr>
-          <w:b/>
-          <w:bCs/>
-          <w:sz w:val="28"/>
-          <w:szCs w:val="28"/>
           <w:lang w:val="en-US"/>
         </w:rPr>
         <w:t xml:space="preserve">Execution </w:t>
       </w:r>
       <w:r>
         <w:rPr>
-          <w:b/>
-          <w:bCs/>
-          <w:sz w:val="28"/>
-          <w:szCs w:val="28"/>
           <w:lang w:val="en-US"/>
         </w:rPr>
         <w:t>Procedures</w:t>
@@ -310,7 +292,7 @@
           <w:lang w:val="en-US" w:eastAsia="zh-TW"/>
         </w:rPr>
         <w:drawing>
-          <wp:inline distT="0" distB="0" distL="0" distR="0" wp14:anchorId="4E3756A0" wp14:editId="7518C109">
+          <wp:inline distT="0" distB="0" distL="0" distR="0" wp14:anchorId="4E3756A0" wp14:editId="7616F408">
             <wp:extent cx="3995530" cy="1232833"/>
             <wp:effectExtent l="0" t="0" r="5080" b="0"/>
             <wp:docPr id="1863740952" name="Picture 5" descr="A close-up of a computer screen&#10;&#10;AI-generated content may be incorrect."/>
@@ -394,6 +376,7 @@
         <w:rPr>
           <w:lang w:val="en-US" w:eastAsia="zh-TW"/>
         </w:rPr>
+        <w:lastRenderedPageBreak/>
         <w:t>4</w:t>
       </w:r>
       <w:r>
@@ -414,9 +397,8 @@
           <w:noProof/>
           <w:lang w:val="en-US" w:eastAsia="zh-TW"/>
         </w:rPr>
-        <w:lastRenderedPageBreak/>
         <w:drawing>
-          <wp:inline distT="0" distB="0" distL="0" distR="0" wp14:anchorId="61DDB77B" wp14:editId="7B61E19A">
+          <wp:inline distT="0" distB="0" distL="0" distR="0" wp14:anchorId="61DDB77B" wp14:editId="6C759661">
             <wp:extent cx="2869096" cy="1030217"/>
             <wp:effectExtent l="0" t="0" r="1270" b="0"/>
             <wp:docPr id="742589095" name="Picture 6" descr="A screenshot of a computer program&#10;&#10;AI-generated content may be incorrect."/>
@@ -1225,20 +1207,13 @@
     </w:p>
     <w:p>
       <w:pPr>
-        <w:rPr>
-          <w:b/>
-          <w:bCs/>
-          <w:sz w:val="28"/>
-          <w:szCs w:val="28"/>
-          <w:lang w:val="en-US" w:eastAsia="zh-TW"/>
-        </w:rPr>
-      </w:pPr>
-      <w:r>
-        <w:rPr>
-          <w:b/>
-          <w:bCs/>
-          <w:sz w:val="28"/>
-          <w:szCs w:val="28"/>
+        <w:pStyle w:val="Heading1"/>
+        <w:rPr>
+          <w:lang w:val="en-US" w:eastAsia="zh-TW"/>
+        </w:rPr>
+      </w:pPr>
+      <w:r>
+        <w:rPr>
           <w:lang w:val="en-US" w:eastAsia="zh-TW"/>
         </w:rPr>
         <w:t>Creating a new account</w:t>
@@ -1480,20 +1455,13 @@
     </w:p>
     <w:p>
       <w:pPr>
-        <w:rPr>
-          <w:b/>
-          <w:bCs/>
-          <w:sz w:val="28"/>
-          <w:szCs w:val="28"/>
-          <w:lang w:val="en-US" w:eastAsia="zh-TW"/>
-        </w:rPr>
-      </w:pPr>
-      <w:r>
-        <w:rPr>
-          <w:b/>
-          <w:bCs/>
-          <w:sz w:val="28"/>
-          <w:szCs w:val="28"/>
+        <w:pStyle w:val="Heading1"/>
+        <w:rPr>
+          <w:lang w:val="en-US" w:eastAsia="zh-TW"/>
+        </w:rPr>
+      </w:pPr>
+      <w:r>
+        <w:rPr>
           <w:lang w:val="en-US" w:eastAsia="zh-TW"/>
         </w:rPr>
         <w:t>Stopping the execution</w:t>
@@ -1540,6 +1508,684 @@
         </w:rPr>
         <w:t>Then, unplug the cable that connects the mobile and device devices.</w:t>
       </w:r>
+    </w:p>
+    <w:p>
+      <w:pPr>
+        <w:rPr>
+          <w:color w:val="000000" w:themeColor="text1"/>
+          <w:lang w:val="en-US" w:eastAsia="zh-TW"/>
+        </w:rPr>
+      </w:pPr>
+      <w:r>
+        <w:rPr>
+          <w:color w:val="000000" w:themeColor="text1"/>
+          <w:lang w:val="en-US" w:eastAsia="zh-TW"/>
+        </w:rPr>
+        <w:br w:type="page"/>
+      </w:r>
+    </w:p>
+    <w:p>
+      <w:pPr>
+        <w:pStyle w:val="Heading1"/>
+        <w:rPr>
+          <w:lang w:val="en-US" w:eastAsia="zh-TW"/>
+        </w:rPr>
+      </w:pPr>
+      <w:r>
+        <w:rPr>
+          <w:lang w:val="en-US" w:eastAsia="zh-TW"/>
+        </w:rPr>
+        <w:lastRenderedPageBreak/>
+        <w:t>Using the App with Simulated Sensor Nodes</w:t>
+      </w:r>
+    </w:p>
+    <w:p>
+      <w:pPr>
+        <w:rPr>
+          <w:color w:val="000000" w:themeColor="text1"/>
+          <w:lang w:val="en-US" w:eastAsia="zh-TW"/>
+        </w:rPr>
+      </w:pPr>
+      <w:r>
+        <w:rPr>
+          <w:color w:val="000000" w:themeColor="text1"/>
+          <w:lang w:val="en-US" w:eastAsia="zh-TW"/>
+        </w:rPr>
+        <w:t xml:space="preserve">We have designed a panel for simulated sensor nodes to send the signals of the patients' conditions (safe or fallen from bed) and vital signs (pulse and blood pressure). When the signals are sent, the </w:t>
+      </w:r>
+      <w:r>
+        <w:rPr>
+          <w:color w:val="000000" w:themeColor="text1"/>
+          <w:lang w:val="en-US" w:eastAsia="zh-TW"/>
+        </w:rPr>
+        <w:t>information shown on the app should change accordingly.</w:t>
+      </w:r>
+    </w:p>
+    <w:p>
+      <w:pPr>
+        <w:rPr>
+          <w:color w:val="000000" w:themeColor="text1"/>
+          <w:lang w:val="en-US" w:eastAsia="zh-TW"/>
+        </w:rPr>
+      </w:pPr>
+      <w:r>
+        <w:rPr>
+          <w:color w:val="000000" w:themeColor="text1"/>
+          <w:lang w:val="en-US" w:eastAsia="zh-TW"/>
+        </w:rPr>
+        <w:t>To access the panel for simulated sensor nodes, enter http://</w:t>
+      </w:r>
+      <w:r>
+        <w:rPr>
+          <w:color w:val="000000" w:themeColor="text1"/>
+          <w:lang w:val="en-US" w:eastAsia="zh-TW"/>
+        </w:rPr>
+        <w:t>165.22.191.190</w:t>
+      </w:r>
+      <w:r>
+        <w:rPr>
+          <w:color w:val="000000" w:themeColor="text1"/>
+          <w:lang w:val="en-US" w:eastAsia="zh-TW"/>
+        </w:rPr>
+        <w:t>:5500 on the browser. Then the page will be shown.</w:t>
+      </w:r>
+    </w:p>
+    <w:p>
+      <w:pPr>
+        <w:rPr>
+          <w:color w:val="000000" w:themeColor="text1"/>
+          <w:lang w:val="en-US" w:eastAsia="zh-TW"/>
+        </w:rPr>
+      </w:pPr>
+      <w:r>
+        <w:rPr>
+          <w:noProof/>
+          <w:color w:val="000000" w:themeColor="text1"/>
+          <w:lang w:val="en-US" w:eastAsia="zh-TW"/>
+        </w:rPr>
+        <w:drawing>
+          <wp:inline distT="0" distB="0" distL="0" distR="0" wp14:anchorId="3FF2883A" wp14:editId="368692C3">
+            <wp:extent cx="4790485" cy="3142528"/>
+            <wp:effectExtent l="0" t="0" r="0" b="0"/>
+            <wp:docPr id="668166406" name="Picture 2" descr="A screenshot of a computer&#10;&#10;AI-generated content may be incorrect."/>
+            <wp:cNvGraphicFramePr>
+              <a:graphicFrameLocks xmlns:a="http://schemas.openxmlformats.org/drawingml/2006/main" noChangeAspect="1"/>
+            </wp:cNvGraphicFramePr>
+            <a:graphic xmlns:a="http://schemas.openxmlformats.org/drawingml/2006/main">
+              <a:graphicData uri="http://schemas.openxmlformats.org/drawingml/2006/picture">
+                <pic:pic xmlns:pic="http://schemas.openxmlformats.org/drawingml/2006/picture">
+                  <pic:nvPicPr>
+                    <pic:cNvPr id="668166406" name="Picture 2" descr="A screenshot of a computer&#10;&#10;AI-generated content may be incorrect."/>
+                    <pic:cNvPicPr/>
+                  </pic:nvPicPr>
+                  <pic:blipFill>
+                    <a:blip r:embed="rId18" cstate="print">
+                      <a:extLst>
+                        <a:ext uri="{28A0092B-C50C-407E-A947-70E740481C1C}">
+                          <a14:useLocalDpi xmlns:a14="http://schemas.microsoft.com/office/drawing/2010/main" val="0"/>
+                        </a:ext>
+                      </a:extLst>
+                    </a:blip>
+                    <a:stretch>
+                      <a:fillRect/>
+                    </a:stretch>
+                  </pic:blipFill>
+                  <pic:spPr>
+                    <a:xfrm>
+                      <a:off x="0" y="0"/>
+                      <a:ext cx="4795187" cy="3145613"/>
+                    </a:xfrm>
+                    <a:prstGeom prst="rect">
+                      <a:avLst/>
+                    </a:prstGeom>
+                  </pic:spPr>
+                </pic:pic>
+              </a:graphicData>
+            </a:graphic>
+          </wp:inline>
+        </w:drawing>
+      </w:r>
+    </w:p>
+    <w:p>
+      <w:pPr>
+        <w:rPr>
+          <w:color w:val="000000" w:themeColor="text1"/>
+          <w:lang w:val="en-US" w:eastAsia="zh-TW"/>
+        </w:rPr>
+      </w:pPr>
+      <w:r>
+        <w:rPr>
+          <w:color w:val="000000" w:themeColor="text1"/>
+          <w:lang w:val="en-US" w:eastAsia="zh-TW"/>
+        </w:rPr>
+        <w:t xml:space="preserve">On that page, each table cell represents a patient. Each cell has different buttons to simulate different sensor nodes for a patient. </w:t>
+      </w:r>
+      <w:r>
+        <w:rPr>
+          <w:color w:val="000000" w:themeColor="text1"/>
+          <w:lang w:val="en-US" w:eastAsia="zh-TW"/>
+        </w:rPr>
+        <w:t xml:space="preserve">The first two buttons "fallen from bed" and "safe" are to send signals to indicate that the patient has fallen from the bed and that the patient is safe respectively. </w:t>
+      </w:r>
+      <w:r>
+        <w:rPr>
+          <w:color w:val="000000" w:themeColor="text1"/>
+          <w:lang w:val="en-US" w:eastAsia="zh-TW"/>
+        </w:rPr>
+        <w:t>The numbers on the text boxes represent the blood pressure and pulse respectively. When the button "Send</w:t>
+      </w:r>
+      <w:r>
+        <w:rPr>
+          <w:color w:val="000000" w:themeColor="text1"/>
+          <w:lang w:val="en-US" w:eastAsia="zh-TW"/>
+        </w:rPr>
+        <w:t xml:space="preserve"> vital sign" is pressed, the signal of blood pressure and pulse of the patient will be sent.</w:t>
+      </w:r>
+    </w:p>
+    <w:p>
+      <w:pPr>
+        <w:rPr>
+          <w:color w:val="000000" w:themeColor="text1"/>
+          <w:lang w:val="en-US" w:eastAsia="zh-TW"/>
+        </w:rPr>
+      </w:pPr>
+      <w:r>
+        <w:rPr>
+          <w:noProof/>
+          <w:color w:val="000000" w:themeColor="text1"/>
+          <w:lang w:val="en-US" w:eastAsia="zh-TW"/>
+        </w:rPr>
+        <w:lastRenderedPageBreak/>
+        <w:drawing>
+          <wp:inline distT="0" distB="0" distL="0" distR="0" wp14:anchorId="1C881C73" wp14:editId="3EA0B683">
+            <wp:extent cx="1755972" cy="1031719"/>
+            <wp:effectExtent l="0" t="0" r="0" b="0"/>
+            <wp:docPr id="972184121" name="Picture 1" descr="A screenshot of a computer&#10;&#10;AI-generated content may be incorrect."/>
+            <wp:cNvGraphicFramePr>
+              <a:graphicFrameLocks xmlns:a="http://schemas.openxmlformats.org/drawingml/2006/main" noChangeAspect="1"/>
+            </wp:cNvGraphicFramePr>
+            <a:graphic xmlns:a="http://schemas.openxmlformats.org/drawingml/2006/main">
+              <a:graphicData uri="http://schemas.openxmlformats.org/drawingml/2006/picture">
+                <pic:pic xmlns:pic="http://schemas.openxmlformats.org/drawingml/2006/picture">
+                  <pic:nvPicPr>
+                    <pic:cNvPr id="972184121" name="Picture 1" descr="A screenshot of a computer&#10;&#10;AI-generated content may be incorrect."/>
+                    <pic:cNvPicPr/>
+                  </pic:nvPicPr>
+                  <pic:blipFill>
+                    <a:blip r:embed="rId19" cstate="print">
+                      <a:extLst>
+                        <a:ext uri="{28A0092B-C50C-407E-A947-70E740481C1C}">
+                          <a14:useLocalDpi xmlns:a14="http://schemas.microsoft.com/office/drawing/2010/main" val="0"/>
+                        </a:ext>
+                      </a:extLst>
+                    </a:blip>
+                    <a:stretch>
+                      <a:fillRect/>
+                    </a:stretch>
+                  </pic:blipFill>
+                  <pic:spPr>
+                    <a:xfrm>
+                      <a:off x="0" y="0"/>
+                      <a:ext cx="1784381" cy="1048411"/>
+                    </a:xfrm>
+                    <a:prstGeom prst="rect">
+                      <a:avLst/>
+                    </a:prstGeom>
+                  </pic:spPr>
+                </pic:pic>
+              </a:graphicData>
+            </a:graphic>
+          </wp:inline>
+        </w:drawing>
+      </w:r>
+      <w:r>
+        <w:rPr>
+          <w:noProof/>
+          <w:color w:val="000000" w:themeColor="text1"/>
+          <w:lang w:val="en-US" w:eastAsia="zh-TW"/>
+        </w:rPr>
+        <w:drawing>
+          <wp:inline distT="0" distB="0" distL="0" distR="0" wp14:anchorId="3BCE105F" wp14:editId="28757F48">
+            <wp:extent cx="1626499" cy="3311841"/>
+            <wp:effectExtent l="0" t="0" r="0" b="3175"/>
+            <wp:docPr id="1538366258" name="Picture 3" descr="A screenshot of a phone&#10;&#10;AI-generated content may be incorrect."/>
+            <wp:cNvGraphicFramePr>
+              <a:graphicFrameLocks xmlns:a="http://schemas.openxmlformats.org/drawingml/2006/main" noChangeAspect="1"/>
+            </wp:cNvGraphicFramePr>
+            <a:graphic xmlns:a="http://schemas.openxmlformats.org/drawingml/2006/main">
+              <a:graphicData uri="http://schemas.openxmlformats.org/drawingml/2006/picture">
+                <pic:pic xmlns:pic="http://schemas.openxmlformats.org/drawingml/2006/picture">
+                  <pic:nvPicPr>
+                    <pic:cNvPr id="1538366258" name="Picture 3" descr="A screenshot of a phone&#10;&#10;AI-generated content may be incorrect."/>
+                    <pic:cNvPicPr/>
+                  </pic:nvPicPr>
+                  <pic:blipFill>
+                    <a:blip r:embed="rId20" cstate="print">
+                      <a:extLst>
+                        <a:ext uri="{28A0092B-C50C-407E-A947-70E740481C1C}">
+                          <a14:useLocalDpi xmlns:a14="http://schemas.microsoft.com/office/drawing/2010/main" val="0"/>
+                        </a:ext>
+                      </a:extLst>
+                    </a:blip>
+                    <a:stretch>
+                      <a:fillRect/>
+                    </a:stretch>
+                  </pic:blipFill>
+                  <pic:spPr>
+                    <a:xfrm>
+                      <a:off x="0" y="0"/>
+                      <a:ext cx="1647178" cy="3353948"/>
+                    </a:xfrm>
+                    <a:prstGeom prst="rect">
+                      <a:avLst/>
+                    </a:prstGeom>
+                  </pic:spPr>
+                </pic:pic>
+              </a:graphicData>
+            </a:graphic>
+          </wp:inline>
+        </w:drawing>
+      </w:r>
+      <w:r>
+        <w:rPr>
+          <w:noProof/>
+          <w:color w:val="000000" w:themeColor="text1"/>
+          <w:lang w:val="en-US" w:eastAsia="zh-TW"/>
+        </w:rPr>
+        <w:drawing>
+          <wp:inline distT="0" distB="0" distL="0" distR="0" wp14:anchorId="08962ED9" wp14:editId="2874DBC4">
+            <wp:extent cx="1640840" cy="3341040"/>
+            <wp:effectExtent l="0" t="0" r="0" b="0"/>
+            <wp:docPr id="1144096736" name="Picture 4" descr="A screenshot of a phone&#10;&#10;AI-generated content may be incorrect."/>
+            <wp:cNvGraphicFramePr>
+              <a:graphicFrameLocks xmlns:a="http://schemas.openxmlformats.org/drawingml/2006/main" noChangeAspect="1"/>
+            </wp:cNvGraphicFramePr>
+            <a:graphic xmlns:a="http://schemas.openxmlformats.org/drawingml/2006/main">
+              <a:graphicData uri="http://schemas.openxmlformats.org/drawingml/2006/picture">
+                <pic:pic xmlns:pic="http://schemas.openxmlformats.org/drawingml/2006/picture">
+                  <pic:nvPicPr>
+                    <pic:cNvPr id="1144096736" name="Picture 4" descr="A screenshot of a phone&#10;&#10;AI-generated content may be incorrect."/>
+                    <pic:cNvPicPr/>
+                  </pic:nvPicPr>
+                  <pic:blipFill>
+                    <a:blip r:embed="rId21" cstate="print">
+                      <a:extLst>
+                        <a:ext uri="{28A0092B-C50C-407E-A947-70E740481C1C}">
+                          <a14:useLocalDpi xmlns:a14="http://schemas.microsoft.com/office/drawing/2010/main" val="0"/>
+                        </a:ext>
+                      </a:extLst>
+                    </a:blip>
+                    <a:stretch>
+                      <a:fillRect/>
+                    </a:stretch>
+                  </pic:blipFill>
+                  <pic:spPr>
+                    <a:xfrm>
+                      <a:off x="0" y="0"/>
+                      <a:ext cx="1660157" cy="3380373"/>
+                    </a:xfrm>
+                    <a:prstGeom prst="rect">
+                      <a:avLst/>
+                    </a:prstGeom>
+                  </pic:spPr>
+                </pic:pic>
+              </a:graphicData>
+            </a:graphic>
+          </wp:inline>
+        </w:drawing>
+      </w:r>
+    </w:p>
+    <w:p>
+      <w:pPr>
+        <w:rPr>
+          <w:color w:val="000000" w:themeColor="text1"/>
+          <w:lang w:val="en-US" w:eastAsia="zh-TW"/>
+        </w:rPr>
+      </w:pPr>
+      <w:r>
+        <w:rPr>
+          <w:color w:val="000000" w:themeColor="text1"/>
+          <w:lang w:val="en-US" w:eastAsia="zh-TW"/>
+        </w:rPr>
+        <w:t>If you click the "fallen from bed" button on the panel of simulated sensor nodes, the condition of the corresponding patient will change and be shown as "Bedside fall signal detected" on the mobile app.</w:t>
+      </w:r>
+    </w:p>
+    <w:p>
+      <w:pPr>
+        <w:rPr>
+          <w:color w:val="000000" w:themeColor="text1"/>
+          <w:lang w:val="en-US" w:eastAsia="zh-TW"/>
+        </w:rPr>
+      </w:pPr>
+      <w:r>
+        <w:rPr>
+          <w:noProof/>
+          <w:color w:val="000000" w:themeColor="text1"/>
+          <w:lang w:val="en-US" w:eastAsia="zh-TW"/>
+        </w:rPr>
+        <w:drawing>
+          <wp:inline distT="0" distB="0" distL="0" distR="0" wp14:anchorId="5703D0FB" wp14:editId="73CA06D4">
+            <wp:extent cx="1958273" cy="1150581"/>
+            <wp:effectExtent l="0" t="0" r="0" b="5715"/>
+            <wp:docPr id="1666526068" name="Picture 5" descr="A screenshot of a computer&#10;&#10;AI-generated content may be incorrect."/>
+            <wp:cNvGraphicFramePr>
+              <a:graphicFrameLocks xmlns:a="http://schemas.openxmlformats.org/drawingml/2006/main" noChangeAspect="1"/>
+            </wp:cNvGraphicFramePr>
+            <a:graphic xmlns:a="http://schemas.openxmlformats.org/drawingml/2006/main">
+              <a:graphicData uri="http://schemas.openxmlformats.org/drawingml/2006/picture">
+                <pic:pic xmlns:pic="http://schemas.openxmlformats.org/drawingml/2006/picture">
+                  <pic:nvPicPr>
+                    <pic:cNvPr id="1666526068" name="Picture 5" descr="A screenshot of a computer&#10;&#10;AI-generated content may be incorrect."/>
+                    <pic:cNvPicPr/>
+                  </pic:nvPicPr>
+                  <pic:blipFill>
+                    <a:blip r:embed="rId22" cstate="print">
+                      <a:extLst>
+                        <a:ext uri="{28A0092B-C50C-407E-A947-70E740481C1C}">
+                          <a14:useLocalDpi xmlns:a14="http://schemas.microsoft.com/office/drawing/2010/main" val="0"/>
+                        </a:ext>
+                      </a:extLst>
+                    </a:blip>
+                    <a:stretch>
+                      <a:fillRect/>
+                    </a:stretch>
+                  </pic:blipFill>
+                  <pic:spPr>
+                    <a:xfrm>
+                      <a:off x="0" y="0"/>
+                      <a:ext cx="1976974" cy="1161569"/>
+                    </a:xfrm>
+                    <a:prstGeom prst="rect">
+                      <a:avLst/>
+                    </a:prstGeom>
+                  </pic:spPr>
+                </pic:pic>
+              </a:graphicData>
+            </a:graphic>
+          </wp:inline>
+        </w:drawing>
+      </w:r>
+      <w:r>
+        <w:rPr>
+          <w:noProof/>
+          <w:color w:val="000000" w:themeColor="text1"/>
+          <w:lang w:val="en-US" w:eastAsia="zh-TW"/>
+        </w:rPr>
+        <w:drawing>
+          <wp:inline distT="0" distB="0" distL="0" distR="0" wp14:anchorId="5DFF55E0" wp14:editId="1CB556A7">
+            <wp:extent cx="1521302" cy="3097642"/>
+            <wp:effectExtent l="0" t="0" r="3175" b="1270"/>
+            <wp:docPr id="2108575479" name="Picture 6" descr="A screenshot of a phone&#10;&#10;AI-generated content may be incorrect."/>
+            <wp:cNvGraphicFramePr>
+              <a:graphicFrameLocks xmlns:a="http://schemas.openxmlformats.org/drawingml/2006/main" noChangeAspect="1"/>
+            </wp:cNvGraphicFramePr>
+            <a:graphic xmlns:a="http://schemas.openxmlformats.org/drawingml/2006/main">
+              <a:graphicData uri="http://schemas.openxmlformats.org/drawingml/2006/picture">
+                <pic:pic xmlns:pic="http://schemas.openxmlformats.org/drawingml/2006/picture">
+                  <pic:nvPicPr>
+                    <pic:cNvPr id="2108575479" name="Picture 6" descr="A screenshot of a phone&#10;&#10;AI-generated content may be incorrect."/>
+                    <pic:cNvPicPr/>
+                  </pic:nvPicPr>
+                  <pic:blipFill>
+                    <a:blip r:embed="rId23" cstate="print">
+                      <a:extLst>
+                        <a:ext uri="{28A0092B-C50C-407E-A947-70E740481C1C}">
+                          <a14:useLocalDpi xmlns:a14="http://schemas.microsoft.com/office/drawing/2010/main" val="0"/>
+                        </a:ext>
+                      </a:extLst>
+                    </a:blip>
+                    <a:stretch>
+                      <a:fillRect/>
+                    </a:stretch>
+                  </pic:blipFill>
+                  <pic:spPr>
+                    <a:xfrm>
+                      <a:off x="0" y="0"/>
+                      <a:ext cx="1547245" cy="3150467"/>
+                    </a:xfrm>
+                    <a:prstGeom prst="rect">
+                      <a:avLst/>
+                    </a:prstGeom>
+                  </pic:spPr>
+                </pic:pic>
+              </a:graphicData>
+            </a:graphic>
+          </wp:inline>
+        </w:drawing>
+      </w:r>
+      <w:r>
+        <w:rPr>
+          <w:noProof/>
+          <w:color w:val="000000" w:themeColor="text1"/>
+          <w:lang w:val="en-US" w:eastAsia="zh-TW"/>
+        </w:rPr>
+        <w:drawing>
+          <wp:inline distT="0" distB="0" distL="0" distR="0" wp14:anchorId="24FBA684" wp14:editId="77914FF5">
+            <wp:extent cx="1502220" cy="3058790"/>
+            <wp:effectExtent l="0" t="0" r="0" b="2540"/>
+            <wp:docPr id="2070786670" name="Picture 7" descr="A screenshot of a phone&#10;&#10;AI-generated content may be incorrect."/>
+            <wp:cNvGraphicFramePr>
+              <a:graphicFrameLocks xmlns:a="http://schemas.openxmlformats.org/drawingml/2006/main" noChangeAspect="1"/>
+            </wp:cNvGraphicFramePr>
+            <a:graphic xmlns:a="http://schemas.openxmlformats.org/drawingml/2006/main">
+              <a:graphicData uri="http://schemas.openxmlformats.org/drawingml/2006/picture">
+                <pic:pic xmlns:pic="http://schemas.openxmlformats.org/drawingml/2006/picture">
+                  <pic:nvPicPr>
+                    <pic:cNvPr id="2070786670" name="Picture 7" descr="A screenshot of a phone&#10;&#10;AI-generated content may be incorrect."/>
+                    <pic:cNvPicPr/>
+                  </pic:nvPicPr>
+                  <pic:blipFill>
+                    <a:blip r:embed="rId24" cstate="print">
+                      <a:extLst>
+                        <a:ext uri="{28A0092B-C50C-407E-A947-70E740481C1C}">
+                          <a14:useLocalDpi xmlns:a14="http://schemas.microsoft.com/office/drawing/2010/main" val="0"/>
+                        </a:ext>
+                      </a:extLst>
+                    </a:blip>
+                    <a:stretch>
+                      <a:fillRect/>
+                    </a:stretch>
+                  </pic:blipFill>
+                  <pic:spPr>
+                    <a:xfrm>
+                      <a:off x="0" y="0"/>
+                      <a:ext cx="1523215" cy="3101540"/>
+                    </a:xfrm>
+                    <a:prstGeom prst="rect">
+                      <a:avLst/>
+                    </a:prstGeom>
+                  </pic:spPr>
+                </pic:pic>
+              </a:graphicData>
+            </a:graphic>
+          </wp:inline>
+        </w:drawing>
+      </w:r>
+    </w:p>
+    <w:p>
+      <w:pPr>
+        <w:rPr>
+          <w:color w:val="000000" w:themeColor="text1"/>
+          <w:lang w:val="en-US" w:eastAsia="zh-TW"/>
+        </w:rPr>
+      </w:pPr>
+      <w:r>
+        <w:rPr>
+          <w:color w:val="000000" w:themeColor="text1"/>
+          <w:lang w:val="en-US" w:eastAsia="zh-TW"/>
+        </w:rPr>
+        <w:t>After you click the "safe" button of that patient on the panel, the patient's condition will become "Safe</w:t>
+      </w:r>
+      <w:r>
+        <w:rPr>
+          <w:color w:val="000000" w:themeColor="text1"/>
+          <w:lang w:val="en-US" w:eastAsia="zh-TW"/>
+        </w:rPr>
+        <w:t>”,</w:t>
+      </w:r>
+      <w:r>
+        <w:rPr>
+          <w:color w:val="000000" w:themeColor="text1"/>
+          <w:lang w:val="en-US" w:eastAsia="zh-TW"/>
+        </w:rPr>
+        <w:t xml:space="preserve"> and it will be shown on the mobile app.</w:t>
+      </w:r>
+    </w:p>
+    <w:p>
+      <w:pPr>
+        <w:rPr>
+          <w:color w:val="000000" w:themeColor="text1"/>
+          <w:lang w:val="en-US" w:eastAsia="zh-TW"/>
+        </w:rPr>
+      </w:pPr>
+      <w:r>
+        <w:rPr>
+          <w:noProof/>
+          <w:color w:val="000000" w:themeColor="text1"/>
+          <w:lang w:val="en-US" w:eastAsia="zh-TW"/>
+        </w:rPr>
+        <w:lastRenderedPageBreak/>
+        <w:drawing>
+          <wp:inline distT="0" distB="0" distL="0" distR="0" wp14:anchorId="60B7A9CE" wp14:editId="4713EA71">
+            <wp:extent cx="2079653" cy="1228142"/>
+            <wp:effectExtent l="0" t="0" r="3175" b="3810"/>
+            <wp:docPr id="481010747" name="Picture 8" descr="A screenshot of a computer&#10;&#10;AI-generated content may be incorrect."/>
+            <wp:cNvGraphicFramePr>
+              <a:graphicFrameLocks xmlns:a="http://schemas.openxmlformats.org/drawingml/2006/main" noChangeAspect="1"/>
+            </wp:cNvGraphicFramePr>
+            <a:graphic xmlns:a="http://schemas.openxmlformats.org/drawingml/2006/main">
+              <a:graphicData uri="http://schemas.openxmlformats.org/drawingml/2006/picture">
+                <pic:pic xmlns:pic="http://schemas.openxmlformats.org/drawingml/2006/picture">
+                  <pic:nvPicPr>
+                    <pic:cNvPr id="481010747" name="Picture 8" descr="A screenshot of a computer&#10;&#10;AI-generated content may be incorrect."/>
+                    <pic:cNvPicPr/>
+                  </pic:nvPicPr>
+                  <pic:blipFill>
+                    <a:blip r:embed="rId25">
+                      <a:extLst>
+                        <a:ext uri="{28A0092B-C50C-407E-A947-70E740481C1C}">
+                          <a14:useLocalDpi xmlns:a14="http://schemas.microsoft.com/office/drawing/2010/main" val="0"/>
+                        </a:ext>
+                      </a:extLst>
+                    </a:blip>
+                    <a:stretch>
+                      <a:fillRect/>
+                    </a:stretch>
+                  </pic:blipFill>
+                  <pic:spPr>
+                    <a:xfrm>
+                      <a:off x="0" y="0"/>
+                      <a:ext cx="2110646" cy="1246445"/>
+                    </a:xfrm>
+                    <a:prstGeom prst="rect">
+                      <a:avLst/>
+                    </a:prstGeom>
+                  </pic:spPr>
+                </pic:pic>
+              </a:graphicData>
+            </a:graphic>
+          </wp:inline>
+        </w:drawing>
+      </w:r>
+      <w:r>
+        <w:rPr>
+          <w:noProof/>
+          <w:color w:val="000000" w:themeColor="text1"/>
+          <w:lang w:val="en-US" w:eastAsia="zh-TW"/>
+        </w:rPr>
+        <w:drawing>
+          <wp:inline distT="0" distB="0" distL="0" distR="0" wp14:anchorId="349E30DA" wp14:editId="6215C0C6">
+            <wp:extent cx="1796432" cy="3902055"/>
+            <wp:effectExtent l="0" t="0" r="0" b="0"/>
+            <wp:docPr id="1360302175" name="Picture 9" descr="A screenshot of a phone&#10;&#10;AI-generated content may be incorrect."/>
+            <wp:cNvGraphicFramePr>
+              <a:graphicFrameLocks xmlns:a="http://schemas.openxmlformats.org/drawingml/2006/main" noChangeAspect="1"/>
+            </wp:cNvGraphicFramePr>
+            <a:graphic xmlns:a="http://schemas.openxmlformats.org/drawingml/2006/main">
+              <a:graphicData uri="http://schemas.openxmlformats.org/drawingml/2006/picture">
+                <pic:pic xmlns:pic="http://schemas.openxmlformats.org/drawingml/2006/picture">
+                  <pic:nvPicPr>
+                    <pic:cNvPr id="1360302175" name="Picture 9" descr="A screenshot of a phone&#10;&#10;AI-generated content may be incorrect."/>
+                    <pic:cNvPicPr/>
+                  </pic:nvPicPr>
+                  <pic:blipFill>
+                    <a:blip r:embed="rId26" cstate="print">
+                      <a:extLst>
+                        <a:ext uri="{28A0092B-C50C-407E-A947-70E740481C1C}">
+                          <a14:useLocalDpi xmlns:a14="http://schemas.microsoft.com/office/drawing/2010/main" val="0"/>
+                        </a:ext>
+                      </a:extLst>
+                    </a:blip>
+                    <a:stretch>
+                      <a:fillRect/>
+                    </a:stretch>
+                  </pic:blipFill>
+                  <pic:spPr>
+                    <a:xfrm>
+                      <a:off x="0" y="0"/>
+                      <a:ext cx="1807969" cy="3927114"/>
+                    </a:xfrm>
+                    <a:prstGeom prst="rect">
+                      <a:avLst/>
+                    </a:prstGeom>
+                  </pic:spPr>
+                </pic:pic>
+              </a:graphicData>
+            </a:graphic>
+          </wp:inline>
+        </w:drawing>
+      </w:r>
+    </w:p>
+    <w:p>
+      <w:pPr>
+        <w:rPr>
+          <w:color w:val="000000" w:themeColor="text1"/>
+          <w:lang w:val="en-US" w:eastAsia="zh-TW"/>
+        </w:rPr>
+      </w:pPr>
+      <w:r>
+        <w:rPr>
+          <w:color w:val="000000" w:themeColor="text1"/>
+          <w:lang w:val="en-US" w:eastAsia="zh-TW"/>
+        </w:rPr>
+        <w:t xml:space="preserve">After you click the "Send vital sign" button of a patient, then the numbers of blood pressure and pulse </w:t>
+      </w:r>
+      <w:r>
+        <w:rPr>
+          <w:color w:val="000000" w:themeColor="text1"/>
+          <w:lang w:val="en-US" w:eastAsia="zh-TW"/>
+        </w:rPr>
+        <w:t>specified in the text boxes</w:t>
+      </w:r>
+      <w:r>
+        <w:rPr>
+          <w:color w:val="000000" w:themeColor="text1"/>
+          <w:lang w:val="en-US" w:eastAsia="zh-TW"/>
+        </w:rPr>
+        <w:t xml:space="preserve"> </w:t>
+      </w:r>
+      <w:r>
+        <w:rPr>
+          <w:color w:val="000000" w:themeColor="text1"/>
+          <w:lang w:val="en-US" w:eastAsia="zh-TW"/>
+        </w:rPr>
+        <w:t xml:space="preserve">of </w:t>
+      </w:r>
+      <w:r>
+        <w:rPr>
+          <w:color w:val="000000" w:themeColor="text1"/>
+          <w:lang w:val="en-US" w:eastAsia="zh-TW"/>
+        </w:rPr>
+        <w:t>the patient will be sent out and it will refresh the data of the patient's blood pressure and pulse on the app.</w:t>
+      </w:r>
+    </w:p>
+    <w:p>
+      <w:pPr>
+        <w:rPr>
+          <w:color w:val="000000" w:themeColor="text1"/>
+          <w:lang w:val="en-US" w:eastAsia="zh-TW"/>
+        </w:rPr>
+      </w:pPr>
     </w:p>
     <w:sectPr>
       <w:pgSz w:w="11906" w:h="16838"/>
